--- a/Informe de Pasantias/Capítulo 1 y 2 Pasantias.docx
+++ b/Informe de Pasantias/Capítulo 1 y 2 Pasantias.docx
@@ -1,6 +1,6 @@
 
 <file path=word/document.xml><?xml version="1.0" encoding="utf-8"?>
-<w:document xmlns:wpc="http://schemas.microsoft.com/office/word/2010/wordprocessingCanvas" xmlns:cx="http://schemas.microsoft.com/office/drawing/2014/chartex" xmlns:cx1="http://schemas.microsoft.com/office/drawing/2015/9/8/chartex" xmlns:cx2="http://schemas.microsoft.com/office/drawing/2015/10/21/chartex" xmlns:cx3="http://schemas.microsoft.com/office/drawing/2016/5/9/chartex" xmlns:cx4="http://schemas.microsoft.com/office/drawing/2016/5/10/chartex" xmlns:cx5="http://schemas.microsoft.com/office/drawing/2016/5/11/chartex" xmlns:cx6="http://schemas.microsoft.com/office/drawing/2016/5/12/chartex" xmlns:cx7="http://schemas.microsoft.com/office/drawing/2016/5/13/chartex" xmlns:cx8="http://schemas.microsoft.com/office/drawing/2016/5/14/chartex" xmlns:mc="http://schemas.openxmlformats.org/markup-compatibility/2006" xmlns:aink="http://schemas.microsoft.com/office/drawing/2016/ink" xmlns:am3d="http://schemas.microsoft.com/office/drawing/2017/model3d" xmlns:o="urn:schemas-microsoft-com:office:office" xmlns:oel="http://schemas.microsoft.com/office/2019/extlst" xmlns:r="http://schemas.openxmlformats.org/officeDocument/2006/relationships" xmlns:m="http://schemas.openxmlformats.org/officeDocument/2006/math" xmlns:v="urn:schemas-microsoft-com:vml" xmlns:wp14="http://schemas.microsoft.com/office/word/2010/wordprocessingDrawing" xmlns:wp="http://schemas.openxmlformats.org/drawingml/2006/wordprocessingDrawing" xmlns:w10="urn:schemas-microsoft-com:office:word" xmlns:w="http://schemas.openxmlformats.org/wordprocessingml/2006/main" xmlns:w14="http://schemas.microsoft.com/office/word/2010/wordml" xmlns:w15="http://schemas.microsoft.com/office/word/2012/wordml" xmlns:w16cex="http://schemas.microsoft.com/office/word/2018/wordml/cex" xmlns:w16cid="http://schemas.microsoft.com/office/word/2016/wordml/cid" xmlns:w16="http://schemas.microsoft.com/office/word/2018/wordml" xmlns:w16du="http://schemas.microsoft.com/office/word/2023/wordml/word16du" xmlns:w16sdtdh="http://schemas.microsoft.com/office/word/2020/wordml/sdtdatahash" xmlns:w16sdtfl="http://schemas.microsoft.com/office/word/2024/wordml/sdtformatlock" xmlns:w16se="http://schemas.microsoft.com/office/word/2015/wordml/symex" xmlns:wpg="http://schemas.microsoft.com/office/word/2010/wordprocessingGroup" xmlns:wpi="http://schemas.microsoft.com/office/word/2010/wordprocessingInk" xmlns:wne="http://schemas.microsoft.com/office/word/2006/wordml" xmlns:wps="http://schemas.microsoft.com/office/word/2010/wordprocessingShape" mc:Ignorable="w14 w15 w16se w16cid w16 w16cex w16sdtdh w16sdtfl w16du wp14">
+<w:document xmlns:wpc="http://schemas.microsoft.com/office/word/2010/wordprocessingCanvas" xmlns:cx="http://schemas.microsoft.com/office/drawing/2014/chartex" xmlns:cx1="http://schemas.microsoft.com/office/drawing/2015/9/8/chartex" xmlns:cx2="http://schemas.microsoft.com/office/drawing/2015/10/21/chartex" xmlns:cx3="http://schemas.microsoft.com/office/drawing/2016/5/9/chartex" xmlns:cx4="http://schemas.microsoft.com/office/drawing/2016/5/10/chartex" xmlns:cx5="http://schemas.microsoft.com/office/drawing/2016/5/11/chartex" xmlns:cx6="http://schemas.microsoft.com/office/drawing/2016/5/12/chartex" xmlns:cx7="http://schemas.microsoft.com/office/drawing/2016/5/13/chartex" xmlns:cx8="http://schemas.microsoft.com/office/drawing/2016/5/14/chartex" xmlns:mc="http://schemas.openxmlformats.org/markup-compatibility/2006" xmlns:aink="http://schemas.microsoft.com/office/drawing/2016/ink" xmlns:am3d="http://schemas.microsoft.com/office/drawing/2017/model3d" xmlns:o="urn:schemas-microsoft-com:office:office" xmlns:oel="http://schemas.microsoft.com/office/2019/extlst" xmlns:r="http://schemas.openxmlformats.org/officeDocument/2006/relationships" xmlns:m="http://schemas.openxmlformats.org/officeDocument/2006/math" xmlns:v="urn:schemas-microsoft-com:vml" xmlns:wp14="http://schemas.microsoft.com/office/word/2010/wordprocessingDrawing" xmlns:wp="http://schemas.openxmlformats.org/drawingml/2006/wordprocessingDrawing" xmlns:w10="urn:schemas-microsoft-com:office:word" xmlns:w="http://schemas.openxmlformats.org/wordprocessingml/2006/main" xmlns:w14="http://schemas.microsoft.com/office/word/2010/wordml" xmlns:w15="http://schemas.microsoft.com/office/word/2012/wordml" xmlns:w16cex="http://schemas.microsoft.com/office/word/2018/wordml/cex" xmlns:w16cid="http://schemas.microsoft.com/office/word/2016/wordml/cid" xmlns:w16="http://schemas.microsoft.com/office/word/2018/wordml" xmlns:w16sdtdh="http://schemas.microsoft.com/office/word/2020/wordml/sdtdatahash" xmlns:w16se="http://schemas.microsoft.com/office/word/2015/wordml/symex" xmlns:wpg="http://schemas.microsoft.com/office/word/2010/wordprocessingGroup" xmlns:wpi="http://schemas.microsoft.com/office/word/2010/wordprocessingInk" xmlns:wne="http://schemas.microsoft.com/office/word/2006/wordml" xmlns:wps="http://schemas.microsoft.com/office/word/2010/wordprocessingShape" mc:Ignorable="w14 w15 w16se w16cid w16 w16cex w16sdtdh wp14">
   <w:body>
     <w:p>
       <w:pPr>
@@ -650,10 +650,13 @@
           <w:lang w:val="es-ES" w:eastAsia="es-ES"/>
           <w14:ligatures w14:val="none"/>
         </w:rPr>
-        <w:t xml:space="preserve">Maracaibo, </w:t>
-      </w:r>
-      <w:proofErr w:type="gramStart"/>
-      <w:r>
+        <w:t>Maracaibo, Junio de 2026</w:t>
+      </w:r>
+    </w:p>
+    <w:p>
+      <w:pPr>
+        <w:spacing w:after="0" w:line="480" w:lineRule="auto"/>
+        <w:ind w:firstLine="0"/>
         <w:rPr>
           <w:rFonts w:ascii="Arial" w:eastAsia="Times New Roman" w:hAnsi="Arial" w:cs="Arial"/>
           <w:b/>
@@ -661,10 +664,310 @@
           <w:lang w:val="es-ES" w:eastAsia="es-ES"/>
           <w14:ligatures w14:val="none"/>
         </w:rPr>
-        <w:t>Junio</w:t>
-      </w:r>
-      <w:proofErr w:type="gramEnd"/>
-      <w:r>
+      </w:pPr>
+      <w:r>
+        <w:rPr>
+          <w:rFonts w:ascii="Arial" w:hAnsi="Arial" w:cs="Arial"/>
+          <w:b/>
+          <w:bCs/>
+        </w:rPr>
+        <w:lastRenderedPageBreak/>
+        <w:t>ÍNDICE GENERAL</w:t>
+      </w:r>
+    </w:p>
+    <w:p>
+      <w:pPr>
+        <w:spacing w:after="0" w:line="480" w:lineRule="auto"/>
+        <w:ind w:firstLine="0"/>
+        <w:rPr>
+          <w:rFonts w:ascii="Arial" w:hAnsi="Arial" w:cs="Arial"/>
+          <w:b/>
+          <w:bCs/>
+        </w:rPr>
+      </w:pPr>
+      <w:r>
+        <w:rPr>
+          <w:rFonts w:ascii="Arial" w:hAnsi="Arial" w:cs="Arial"/>
+          <w:b/>
+          <w:bCs/>
+        </w:rPr>
+        <w:t>APROBACIÓN DEL INFORME</w:t>
+      </w:r>
+    </w:p>
+    <w:p>
+      <w:pPr>
+        <w:spacing w:after="0" w:line="480" w:lineRule="auto"/>
+        <w:ind w:firstLine="0"/>
+        <w:rPr>
+          <w:rFonts w:ascii="Arial" w:hAnsi="Arial" w:cs="Arial"/>
+          <w:b/>
+          <w:bCs/>
+        </w:rPr>
+      </w:pPr>
+      <w:r>
+        <w:rPr>
+          <w:rFonts w:ascii="Arial" w:hAnsi="Arial" w:cs="Arial"/>
+          <w:b/>
+          <w:bCs/>
+        </w:rPr>
+        <w:t>ÍNDICE GENERAL</w:t>
+      </w:r>
+    </w:p>
+    <w:p>
+      <w:pPr>
+        <w:spacing w:after="0" w:line="480" w:lineRule="auto"/>
+        <w:ind w:firstLine="0"/>
+        <w:rPr>
+          <w:rFonts w:ascii="Arial" w:hAnsi="Arial" w:cs="Arial"/>
+          <w:b/>
+          <w:bCs/>
+        </w:rPr>
+      </w:pPr>
+      <w:r>
+        <w:rPr>
+          <w:rFonts w:ascii="Arial" w:hAnsi="Arial" w:cs="Arial"/>
+          <w:b/>
+          <w:bCs/>
+        </w:rPr>
+        <w:t>INTRODUCCIÓN</w:t>
+      </w:r>
+    </w:p>
+    <w:p>
+      <w:pPr>
+        <w:spacing w:after="0" w:line="480" w:lineRule="auto"/>
+        <w:ind w:firstLine="0"/>
+        <w:rPr>
+          <w:rFonts w:ascii="Arial" w:hAnsi="Arial" w:cs="Arial"/>
+          <w:b/>
+          <w:bCs/>
+        </w:rPr>
+      </w:pPr>
+      <w:r>
+        <w:rPr>
+          <w:rFonts w:ascii="Arial" w:hAnsi="Arial" w:cs="Arial"/>
+          <w:b/>
+          <w:bCs/>
+        </w:rPr>
+        <w:t>CAPÍTULO I. INFORMACIÓN GENERAL DE LA EMPRESA</w:t>
+      </w:r>
+    </w:p>
+    <w:p>
+      <w:pPr>
+        <w:pStyle w:val="Prrafodelista"/>
+        <w:numPr>
+          <w:ilvl w:val="0"/>
+          <w:numId w:val="1"/>
+        </w:numPr>
+        <w:spacing w:after="0" w:line="480" w:lineRule="auto"/>
+        <w:rPr>
+          <w:rFonts w:ascii="Arial" w:hAnsi="Arial" w:cs="Arial"/>
+        </w:rPr>
+      </w:pPr>
+      <w:r>
+        <w:rPr>
+          <w:rFonts w:ascii="Arial" w:hAnsi="Arial" w:cs="Arial"/>
+        </w:rPr>
+        <w:t>ANTECEDENTES, ORIGEN Y CREACIÓN</w:t>
+      </w:r>
+    </w:p>
+    <w:p>
+      <w:pPr>
+        <w:pStyle w:val="Prrafodelista"/>
+        <w:numPr>
+          <w:ilvl w:val="0"/>
+          <w:numId w:val="1"/>
+        </w:numPr>
+        <w:spacing w:after="0" w:line="480" w:lineRule="auto"/>
+        <w:rPr>
+          <w:rFonts w:ascii="Arial" w:hAnsi="Arial" w:cs="Arial"/>
+        </w:rPr>
+      </w:pPr>
+      <w:r>
+        <w:rPr>
+          <w:rFonts w:ascii="Arial" w:hAnsi="Arial" w:cs="Arial"/>
+        </w:rPr>
+        <w:t>MISIÓN, VISIÓN</w:t>
+      </w:r>
+    </w:p>
+    <w:p>
+      <w:pPr>
+        <w:pStyle w:val="Prrafodelista"/>
+        <w:numPr>
+          <w:ilvl w:val="0"/>
+          <w:numId w:val="1"/>
+        </w:numPr>
+        <w:spacing w:after="0" w:line="480" w:lineRule="auto"/>
+        <w:rPr>
+          <w:rFonts w:ascii="Arial" w:hAnsi="Arial" w:cs="Arial"/>
+        </w:rPr>
+      </w:pPr>
+      <w:r>
+        <w:rPr>
+          <w:rFonts w:ascii="Arial" w:hAnsi="Arial" w:cs="Arial"/>
+        </w:rPr>
+        <w:t>ESTRUCTURA ORGANIZACIONAL</w:t>
+      </w:r>
+    </w:p>
+    <w:p>
+      <w:pPr>
+        <w:pStyle w:val="Prrafodelista"/>
+        <w:numPr>
+          <w:ilvl w:val="0"/>
+          <w:numId w:val="1"/>
+        </w:numPr>
+        <w:spacing w:after="0" w:line="480" w:lineRule="auto"/>
+        <w:rPr>
+          <w:rFonts w:ascii="Arial" w:hAnsi="Arial" w:cs="Arial"/>
+        </w:rPr>
+      </w:pPr>
+      <w:r>
+        <w:rPr>
+          <w:rFonts w:ascii="Arial" w:hAnsi="Arial" w:cs="Arial"/>
+        </w:rPr>
+        <w:t>RELACIÓN ENTRE LAS FUNCIONES DEL ÁREA EN LA CUAL SE REALIZA LA PASANTÍA Y EL PERFIL PROFESIONAL DEL EGRESADO</w:t>
+      </w:r>
+    </w:p>
+    <w:p>
+      <w:pPr>
+        <w:spacing w:after="0" w:line="480" w:lineRule="auto"/>
+        <w:ind w:firstLine="0"/>
+        <w:rPr>
+          <w:rFonts w:ascii="Arial" w:hAnsi="Arial" w:cs="Arial"/>
+          <w:b/>
+          <w:bCs/>
+        </w:rPr>
+      </w:pPr>
+      <w:r>
+        <w:rPr>
+          <w:rFonts w:ascii="Arial" w:hAnsi="Arial" w:cs="Arial"/>
+          <w:b/>
+          <w:bCs/>
+        </w:rPr>
+        <w:t>CAPÍTULO II. PLANIFICACIÓN DE LAS ACTIVIDADES</w:t>
+      </w:r>
+    </w:p>
+    <w:p>
+      <w:pPr>
+        <w:spacing w:after="0" w:line="480" w:lineRule="auto"/>
+        <w:ind w:firstLine="0"/>
+        <w:rPr>
+          <w:rFonts w:ascii="Arial" w:hAnsi="Arial" w:cs="Arial"/>
+          <w:b/>
+          <w:bCs/>
+        </w:rPr>
+      </w:pPr>
+      <w:r>
+        <w:rPr>
+          <w:rFonts w:ascii="Arial" w:hAnsi="Arial" w:cs="Arial"/>
+          <w:b/>
+          <w:bCs/>
+        </w:rPr>
+        <w:t xml:space="preserve">CAPÍTULO III. DESARROLLO DE LAS ACTIVIDADES </w:t>
+      </w:r>
+    </w:p>
+    <w:p>
+      <w:pPr>
+        <w:pStyle w:val="Prrafodelista"/>
+        <w:numPr>
+          <w:ilvl w:val="0"/>
+          <w:numId w:val="2"/>
+        </w:numPr>
+        <w:spacing w:after="0" w:line="480" w:lineRule="auto"/>
+        <w:rPr>
+          <w:rFonts w:ascii="Arial" w:hAnsi="Arial" w:cs="Arial"/>
+          <w:b/>
+          <w:bCs/>
+        </w:rPr>
+      </w:pPr>
+      <w:r>
+        <w:rPr>
+          <w:rFonts w:ascii="Arial" w:hAnsi="Arial" w:cs="Arial"/>
+        </w:rPr>
+        <w:t>DESARROLLO</w:t>
+      </w:r>
+    </w:p>
+    <w:p>
+      <w:pPr>
+        <w:pStyle w:val="Prrafodelista"/>
+        <w:numPr>
+          <w:ilvl w:val="0"/>
+          <w:numId w:val="2"/>
+        </w:numPr>
+        <w:spacing w:after="0" w:line="480" w:lineRule="auto"/>
+        <w:rPr>
+          <w:rFonts w:ascii="Arial" w:hAnsi="Arial" w:cs="Arial"/>
+          <w:b/>
+          <w:bCs/>
+        </w:rPr>
+      </w:pPr>
+      <w:r>
+        <w:rPr>
+          <w:rFonts w:ascii="Arial" w:hAnsi="Arial" w:cs="Arial"/>
+        </w:rPr>
+        <w:t>ESTABLECER MEDIANTE UN ANÁLISIS LA RELACIÓN ENTRE LOS CONOCIMIENTOS TEÓRICOS IMPARTIDOS EN LA UNIVERSIDAD Y LAS ACTIVIDADES DESARROLLADAS DURANTE LAS PASANTÍAS</w:t>
+      </w:r>
+    </w:p>
+    <w:p>
+      <w:pPr>
+        <w:spacing w:after="0" w:line="480" w:lineRule="auto"/>
+        <w:ind w:firstLine="0"/>
+        <w:rPr>
+          <w:rFonts w:ascii="Arial" w:hAnsi="Arial" w:cs="Arial"/>
+          <w:b/>
+          <w:bCs/>
+        </w:rPr>
+      </w:pPr>
+      <w:r>
+        <w:rPr>
+          <w:rFonts w:ascii="Arial" w:hAnsi="Arial" w:cs="Arial"/>
+          <w:b/>
+          <w:bCs/>
+        </w:rPr>
+        <w:t>CONCLUSIONES</w:t>
+      </w:r>
+    </w:p>
+    <w:p>
+      <w:pPr>
+        <w:spacing w:after="0" w:line="480" w:lineRule="auto"/>
+        <w:ind w:firstLine="0"/>
+        <w:rPr>
+          <w:rFonts w:ascii="Arial" w:hAnsi="Arial" w:cs="Arial"/>
+          <w:b/>
+          <w:bCs/>
+        </w:rPr>
+      </w:pPr>
+      <w:r>
+        <w:rPr>
+          <w:rFonts w:ascii="Arial" w:hAnsi="Arial" w:cs="Arial"/>
+          <w:b/>
+          <w:bCs/>
+        </w:rPr>
+        <w:t>RECOMENDACIONES</w:t>
+      </w:r>
+    </w:p>
+    <w:p>
+      <w:pPr>
+        <w:spacing w:after="0" w:line="480" w:lineRule="auto"/>
+        <w:ind w:firstLine="0"/>
+        <w:rPr>
+          <w:rFonts w:ascii="Arial" w:hAnsi="Arial" w:cs="Arial"/>
+          <w:b/>
+          <w:bCs/>
+        </w:rPr>
+      </w:pPr>
+      <w:r>
+        <w:rPr>
+          <w:rFonts w:ascii="Arial" w:hAnsi="Arial" w:cs="Arial"/>
+          <w:b/>
+          <w:bCs/>
+        </w:rPr>
+        <w:t>BIBLIOGRAFÍA</w:t>
+      </w:r>
+    </w:p>
+    <w:p>
+      <w:pPr>
+        <w:spacing w:after="0" w:line="480" w:lineRule="auto"/>
+        <w:ind w:firstLine="0"/>
         <w:rPr>
           <w:rFonts w:ascii="Arial" w:eastAsia="Times New Roman" w:hAnsi="Arial" w:cs="Arial"/>
           <w:b/>
@@ -672,8 +975,37 @@
           <w:lang w:val="es-ES" w:eastAsia="es-ES"/>
           <w14:ligatures w14:val="none"/>
         </w:rPr>
-        <w:t xml:space="preserve"> de 2026</w:t>
-      </w:r>
+      </w:pPr>
+      <w:r>
+        <w:rPr>
+          <w:rFonts w:ascii="Arial" w:hAnsi="Arial" w:cs="Arial"/>
+          <w:b/>
+          <w:bCs/>
+        </w:rPr>
+        <w:t>ANEXOS</w:t>
+      </w:r>
+    </w:p>
+    <w:p>
+      <w:pPr>
+        <w:spacing w:line="480" w:lineRule="auto"/>
+        <w:jc w:val="center"/>
+        <w:rPr>
+          <w:rFonts w:ascii="Arial" w:hAnsi="Arial" w:cs="Arial"/>
+          <w:b/>
+          <w:bCs/>
+        </w:rPr>
+      </w:pPr>
+    </w:p>
+    <w:p>
+      <w:pPr>
+        <w:spacing w:line="480" w:lineRule="auto"/>
+        <w:jc w:val="center"/>
+        <w:rPr>
+          <w:rFonts w:ascii="Arial" w:hAnsi="Arial" w:cs="Arial"/>
+          <w:b/>
+          <w:bCs/>
+        </w:rPr>
+      </w:pPr>
     </w:p>
     <w:p>
       <w:pPr>
@@ -1173,7 +1505,7 @@
               </wp:anchor>
             </w:drawing>
           </mc:Choice>
-          <mc:Fallback>
+          <mc:Fallback xmlns:w16sdtfl="http://schemas.microsoft.com/office/word/2024/wordml/sdtformatlock" xmlns:w16du="http://schemas.microsoft.com/office/word/2023/wordml/word16du">
             <w:pict>
               <v:group w14:anchorId="1BA10B96" id="Group 17" o:spid="_x0000_s1026" style="position:absolute;margin-left:-4.45pt;margin-top:9.2pt;width:450.2pt;height:127.25pt;z-index:251659264" coordorigin="2268,6021" coordsize="8280,2340" o:gfxdata="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">
                 <v:shapetype id="_x0000_t75" coordsize="21600,21600" o:spt="75" o:preferrelative="t" path="m@4@5l@4@11@9@11@9@5xe" filled="f" stroked="f">
@@ -1370,23 +1702,23 @@
         <w:rPr>
           <w:rFonts w:ascii="Arial" w:eastAsia="MS Mincho" w:hAnsi="Arial" w:cs="Arial"/>
           <w:b/>
-          <w:bCs/>
-          <w:color w:val="000000"/>
-          <w:kern w:val="28"/>
-          <w:lang w:val="es-ES_tradnl" w:eastAsia="es-VE"/>
-          <w14:ligatures w14:val="none"/>
-        </w:rPr>
-      </w:pPr>
-      <w:r>
-        <w:rPr>
-          <w:rFonts w:ascii="Arial" w:eastAsia="MS Mincho" w:hAnsi="Arial" w:cs="Arial"/>
-          <w:b/>
           <w:kern w:val="28"/>
           <w:sz w:val="44"/>
           <w:szCs w:val="44"/>
           <w:lang w:val="es-ES_tradnl" w:eastAsia="es-VE"/>
           <w14:ligatures w14:val="none"/>
         </w:rPr>
+      </w:pPr>
+      <w:r>
+        <w:rPr>
+          <w:rFonts w:ascii="Arial" w:eastAsia="MS Mincho" w:hAnsi="Arial" w:cs="Arial"/>
+          <w:b/>
+          <w:kern w:val="28"/>
+          <w:sz w:val="44"/>
+          <w:szCs w:val="44"/>
+          <w:lang w:val="es-ES_tradnl" w:eastAsia="es-VE"/>
+          <w14:ligatures w14:val="none"/>
+        </w:rPr>
         <w:t>INFORMACIÓN GENERAL DE LA EMPRESA</w:t>
       </w:r>
     </w:p>
@@ -1396,14 +1728,15 @@
         <w:autoSpaceDE w:val="0"/>
         <w:autoSpaceDN w:val="0"/>
         <w:adjustRightInd w:val="0"/>
-        <w:spacing w:after="0" w:line="480" w:lineRule="auto"/>
-        <w:rPr>
-          <w:rFonts w:ascii="Arial" w:eastAsia="Calibri" w:hAnsi="Arial" w:cs="Arial"/>
-          <w:b/>
-          <w:bCs/>
-          <w:color w:val="000000"/>
-          <w:kern w:val="0"/>
-          <w:lang w:val="es-VE"/>
+        <w:spacing w:after="0" w:line="240" w:lineRule="auto"/>
+        <w:ind w:firstLine="0"/>
+        <w:rPr>
+          <w:rFonts w:ascii="Arial" w:eastAsia="MS Mincho" w:hAnsi="Arial" w:cs="Arial"/>
+          <w:b/>
+          <w:kern w:val="28"/>
+          <w:sz w:val="44"/>
+          <w:szCs w:val="44"/>
+          <w:lang w:val="es-ES_tradnl" w:eastAsia="es-VE"/>
           <w14:ligatures w14:val="none"/>
         </w:rPr>
       </w:pPr>
@@ -1414,103 +1747,149 @@
         <w:autoSpaceDE w:val="0"/>
         <w:autoSpaceDN w:val="0"/>
         <w:adjustRightInd w:val="0"/>
-        <w:spacing w:after="0" w:line="480" w:lineRule="auto"/>
-        <w:rPr>
-          <w:rFonts w:ascii="Arial" w:eastAsia="Calibri" w:hAnsi="Arial" w:cs="Arial"/>
+        <w:spacing w:after="0" w:line="240" w:lineRule="auto"/>
+        <w:ind w:firstLine="0"/>
+        <w:rPr>
+          <w:rFonts w:ascii="Arial" w:eastAsia="MS Mincho" w:hAnsi="Arial" w:cs="Arial"/>
+          <w:b/>
+          <w:kern w:val="28"/>
+          <w:sz w:val="44"/>
+          <w:szCs w:val="44"/>
+          <w:lang w:val="es-ES_tradnl" w:eastAsia="es-VE"/>
+          <w14:ligatures w14:val="none"/>
+        </w:rPr>
+      </w:pPr>
+    </w:p>
+    <w:p>
+      <w:pPr>
+        <w:widowControl w:val="0"/>
+        <w:autoSpaceDE w:val="0"/>
+        <w:autoSpaceDN w:val="0"/>
+        <w:adjustRightInd w:val="0"/>
+        <w:spacing w:after="0" w:line="240" w:lineRule="auto"/>
+        <w:ind w:firstLine="0"/>
+        <w:rPr>
+          <w:rFonts w:ascii="Arial" w:eastAsia="MS Mincho" w:hAnsi="Arial" w:cs="Arial"/>
+          <w:b/>
+          <w:kern w:val="28"/>
+          <w:sz w:val="44"/>
+          <w:szCs w:val="44"/>
+          <w:lang w:val="es-ES_tradnl" w:eastAsia="es-VE"/>
+          <w14:ligatures w14:val="none"/>
+        </w:rPr>
+      </w:pPr>
+    </w:p>
+    <w:p>
+      <w:pPr>
+        <w:widowControl w:val="0"/>
+        <w:autoSpaceDE w:val="0"/>
+        <w:autoSpaceDN w:val="0"/>
+        <w:adjustRightInd w:val="0"/>
+        <w:spacing w:after="0" w:line="240" w:lineRule="auto"/>
+        <w:ind w:firstLine="0"/>
+        <w:rPr>
+          <w:rFonts w:ascii="Arial" w:eastAsia="MS Mincho" w:hAnsi="Arial" w:cs="Arial"/>
+          <w:b/>
+          <w:kern w:val="28"/>
+          <w:sz w:val="44"/>
+          <w:szCs w:val="44"/>
+          <w:lang w:val="es-ES_tradnl" w:eastAsia="es-VE"/>
+          <w14:ligatures w14:val="none"/>
+        </w:rPr>
+      </w:pPr>
+    </w:p>
+    <w:p>
+      <w:pPr>
+        <w:widowControl w:val="0"/>
+        <w:autoSpaceDE w:val="0"/>
+        <w:autoSpaceDN w:val="0"/>
+        <w:adjustRightInd w:val="0"/>
+        <w:spacing w:after="0" w:line="240" w:lineRule="auto"/>
+        <w:ind w:firstLine="0"/>
+        <w:rPr>
+          <w:rFonts w:ascii="Arial" w:eastAsia="MS Mincho" w:hAnsi="Arial" w:cs="Arial"/>
+          <w:b/>
+          <w:kern w:val="28"/>
+          <w:sz w:val="44"/>
+          <w:szCs w:val="44"/>
+          <w:lang w:val="es-ES_tradnl" w:eastAsia="es-VE"/>
+          <w14:ligatures w14:val="none"/>
+        </w:rPr>
+      </w:pPr>
+    </w:p>
+    <w:p>
+      <w:pPr>
+        <w:widowControl w:val="0"/>
+        <w:autoSpaceDE w:val="0"/>
+        <w:autoSpaceDN w:val="0"/>
+        <w:adjustRightInd w:val="0"/>
+        <w:spacing w:after="0" w:line="240" w:lineRule="auto"/>
+        <w:ind w:firstLine="0"/>
+        <w:rPr>
+          <w:rFonts w:ascii="Arial" w:eastAsia="MS Mincho" w:hAnsi="Arial" w:cs="Arial"/>
+          <w:b/>
+          <w:kern w:val="28"/>
+          <w:sz w:val="44"/>
+          <w:szCs w:val="44"/>
+          <w:lang w:val="es-ES_tradnl" w:eastAsia="es-VE"/>
+          <w14:ligatures w14:val="none"/>
+        </w:rPr>
+      </w:pPr>
+    </w:p>
+    <w:p>
+      <w:pPr>
+        <w:widowControl w:val="0"/>
+        <w:autoSpaceDE w:val="0"/>
+        <w:autoSpaceDN w:val="0"/>
+        <w:adjustRightInd w:val="0"/>
+        <w:spacing w:after="0" w:line="240" w:lineRule="auto"/>
+        <w:ind w:firstLine="0"/>
+        <w:rPr>
+          <w:rFonts w:ascii="Arial" w:eastAsia="MS Mincho" w:hAnsi="Arial" w:cs="Arial"/>
+          <w:b/>
+          <w:kern w:val="28"/>
+          <w:sz w:val="44"/>
+          <w:szCs w:val="44"/>
+          <w:lang w:val="es-ES_tradnl" w:eastAsia="es-VE"/>
+          <w14:ligatures w14:val="none"/>
+        </w:rPr>
+      </w:pPr>
+    </w:p>
+    <w:p>
+      <w:pPr>
+        <w:widowControl w:val="0"/>
+        <w:autoSpaceDE w:val="0"/>
+        <w:autoSpaceDN w:val="0"/>
+        <w:adjustRightInd w:val="0"/>
+        <w:spacing w:after="0" w:line="240" w:lineRule="auto"/>
+        <w:ind w:firstLine="0"/>
+        <w:rPr>
+          <w:rFonts w:ascii="Arial" w:eastAsia="MS Mincho" w:hAnsi="Arial" w:cs="Arial"/>
+          <w:b/>
+          <w:kern w:val="28"/>
+          <w:sz w:val="44"/>
+          <w:szCs w:val="44"/>
+          <w:lang w:val="es-ES_tradnl" w:eastAsia="es-VE"/>
+          <w14:ligatures w14:val="none"/>
+        </w:rPr>
+      </w:pPr>
+    </w:p>
+    <w:p>
+      <w:pPr>
+        <w:widowControl w:val="0"/>
+        <w:autoSpaceDE w:val="0"/>
+        <w:autoSpaceDN w:val="0"/>
+        <w:adjustRightInd w:val="0"/>
+        <w:spacing w:after="0" w:line="240" w:lineRule="auto"/>
+        <w:ind w:firstLine="0"/>
+        <w:rPr>
+          <w:rFonts w:ascii="Arial" w:eastAsia="MS Mincho" w:hAnsi="Arial" w:cs="Arial"/>
           <w:b/>
           <w:bCs/>
           <w:color w:val="000000"/>
-          <w:kern w:val="0"/>
-          <w:lang w:val="es-VE"/>
+          <w:kern w:val="28"/>
+          <w:lang w:val="es-ES_tradnl" w:eastAsia="es-VE"/>
           <w14:ligatures w14:val="none"/>
-        </w:rPr>
-      </w:pPr>
-    </w:p>
-    <w:p>
-      <w:pPr>
-        <w:pStyle w:val="pasantia"/>
-        <w:spacing w:line="480" w:lineRule="auto"/>
-        <w:ind w:firstLine="0"/>
-        <w:rPr>
-          <w:b/>
-          <w:bCs/>
-          <w:sz w:val="24"/>
-          <w:szCs w:val="24"/>
-          <w:lang w:val="es-VE"/>
-        </w:rPr>
-      </w:pPr>
-    </w:p>
-    <w:p>
-      <w:pPr>
-        <w:pStyle w:val="pasantia"/>
-        <w:spacing w:line="480" w:lineRule="auto"/>
-        <w:ind w:firstLine="0"/>
-        <w:jc w:val="center"/>
-        <w:rPr>
-          <w:b/>
-          <w:bCs/>
-          <w:sz w:val="24"/>
-          <w:szCs w:val="24"/>
-          <w:lang w:val="es-VE"/>
-        </w:rPr>
-      </w:pPr>
-    </w:p>
-    <w:p>
-      <w:pPr>
-        <w:pStyle w:val="pasantia"/>
-        <w:spacing w:line="480" w:lineRule="auto"/>
-        <w:ind w:firstLine="0"/>
-        <w:jc w:val="center"/>
-        <w:rPr>
-          <w:b/>
-          <w:bCs/>
-          <w:sz w:val="24"/>
-          <w:szCs w:val="24"/>
-          <w:lang w:val="es-VE"/>
-        </w:rPr>
-      </w:pPr>
-    </w:p>
-    <w:p>
-      <w:pPr>
-        <w:pStyle w:val="pasantia"/>
-        <w:spacing w:line="480" w:lineRule="auto"/>
-        <w:ind w:firstLine="0"/>
-        <w:jc w:val="center"/>
-        <w:rPr>
-          <w:b/>
-          <w:bCs/>
-          <w:sz w:val="24"/>
-          <w:szCs w:val="24"/>
-          <w:lang w:val="es-VE"/>
-        </w:rPr>
-      </w:pPr>
-    </w:p>
-    <w:p>
-      <w:pPr>
-        <w:pStyle w:val="pasantia"/>
-        <w:spacing w:line="480" w:lineRule="auto"/>
-        <w:ind w:firstLine="0"/>
-        <w:jc w:val="center"/>
-        <w:rPr>
-          <w:b/>
-          <w:bCs/>
-          <w:sz w:val="24"/>
-          <w:szCs w:val="24"/>
-          <w:lang w:val="es-VE"/>
-        </w:rPr>
-      </w:pPr>
-    </w:p>
-    <w:p>
-      <w:pPr>
-        <w:pStyle w:val="pasantia"/>
-        <w:spacing w:line="480" w:lineRule="auto"/>
-        <w:ind w:firstLine="0"/>
-        <w:rPr>
-          <w:b/>
-          <w:bCs/>
-          <w:sz w:val="24"/>
-          <w:szCs w:val="24"/>
-          <w:lang w:val="es-VE"/>
         </w:rPr>
         <w:sectPr>
           <w:pgSz w:w="12242" w:h="15842" w:code="1"/>
@@ -1567,7 +1946,7 @@
           <w:szCs w:val="24"/>
           <w:lang w:val="es-VE"/>
         </w:rPr>
-        <w:t>INFORMACIÓN GENERAL DE LA EMPRESA O INSTITUCIÓN</w:t>
+        <w:t>INFORMACIÓN GENERAL DE LA EMPRESA</w:t>
       </w:r>
     </w:p>
     <w:p>
@@ -1596,53 +1975,32 @@
     </w:p>
     <w:p>
       <w:pPr>
-        <w:pStyle w:val="pasantia"/>
-        <w:spacing w:line="480" w:lineRule="auto"/>
-        <w:ind w:firstLine="0"/>
-        <w:jc w:val="both"/>
-        <w:rPr>
-          <w:b/>
-          <w:bCs/>
-          <w:sz w:val="24"/>
-          <w:szCs w:val="24"/>
-          <w:lang w:val="es-VE"/>
-        </w:rPr>
-      </w:pPr>
-      <w:r>
-        <w:rPr>
-          <w:b/>
-          <w:bCs/>
-          <w:sz w:val="24"/>
-          <w:szCs w:val="24"/>
-          <w:lang w:val="es-VE"/>
+        <w:pStyle w:val="Tesis"/>
+      </w:pPr>
+      <w:r>
+        <w:rPr>
+          <w:b/>
+          <w:bCs/>
         </w:rPr>
         <w:t xml:space="preserve">     </w:t>
       </w:r>
       <w:r>
-        <w:rPr>
-          <w:sz w:val="24"/>
-          <w:szCs w:val="24"/>
-          <w:lang w:val="es-VE"/>
-        </w:rPr>
-        <w:t xml:space="preserve">En el año 1.998 se fundó PROMOTORA DE SALUD INTEGRAL, C.A (PROSAIN) el cual tenía como objeto la promoción, administración, gestión, coordinación de servicios de salud; la prestación de programas de salud; de afiliación de los usuarios; la administración de la prestación de los servicios de instituciones prestadoras de salud; servicio de internación; servicio de hospital de día; servicio hospitalarios de cirugía y maternidad; servicio de atención ambulatoria; servicio de atención domiciliaria programada; servicio odontológicos; servicio de diagnóstico; servicio de tratamiento; servicio de emergencia y traslado; servicios de medicina ocupacional; servicios de instalación de equipos odontológicos; servicios de instalación de equipos médico quirúrgicos; servicios de medicina hiperbárica; servicios de seguros de salud de medicina prepagada; servicios de ambulancias terrestres especializadas / atención </w:t>
-      </w:r>
-      <w:proofErr w:type="spellStart"/>
-      <w:r>
-        <w:rPr>
-          <w:sz w:val="24"/>
-          <w:szCs w:val="24"/>
-          <w:lang w:val="es-VE"/>
-        </w:rPr>
-        <w:t>pre-hospitalaria</w:t>
-      </w:r>
-      <w:proofErr w:type="spellEnd"/>
-      <w:r>
-        <w:rPr>
-          <w:sz w:val="24"/>
-          <w:szCs w:val="24"/>
-          <w:lang w:val="es-VE"/>
-        </w:rPr>
-        <w:t>; así como la organización para la prestación de los servicios de salud a los afiliados del Sistema General de Seguridad Social en Salud.</w:t>
+        <w:t>En el año 1.998 se fundó PROMOTORA DE SALUD INTEGRAL, C.A (PROSAIN) el cual tenía como objeto la promoción, administración, gestión, coordinación de servicios de salud; la prestación de programas de salud; de afiliación de los usuarios; la administración de la prestación de los servicios de instituciones prestadoras de salud; servicio de internación; servicio de hospital de día; servicio hospitalarios de cirugía y maternidad; servicio de atención ambulatoria; servicio de atención domiciliaria programada; servicio odontológicos; servicio de diagnóstico; servicio de tratamiento; servicio de emergencia y traslado</w:t>
+      </w:r>
+    </w:p>
+    <w:p>
+      <w:pPr>
+        <w:pStyle w:val="Tesis"/>
+        <w:rPr>
+          <w:b/>
+          <w:bCs/>
+        </w:rPr>
+      </w:pPr>
+      <w:r>
+        <w:t>Junto con</w:t>
+      </w:r>
+      <w:r>
+        <w:t>servicios de medicina ocupacional; servicios de instalación de equipos odontológicos; servicios de instalación de equipos médico quirúrgicos; servicios de medicina hiperbárica; servicios de seguros de salud de medicina prepagada; servicios de ambulancias terrestres especializadas / atención pre-hospitalaria; así como la organización para la prestación de los servicios de salud a los afiliados del Sistema General de Seguridad Social en Salud.</w:t>
       </w:r>
     </w:p>
     <w:p>
@@ -1712,6 +2070,61 @@
     </w:p>
     <w:p>
       <w:pPr>
+        <w:spacing w:after="0" w:line="240" w:lineRule="auto"/>
+        <w:jc w:val="both"/>
+        <w:rPr>
+          <w:rFonts w:ascii="Arial" w:hAnsi="Arial" w:cs="Arial"/>
+          <w:lang w:val="es-VE"/>
+        </w:rPr>
+      </w:pPr>
+    </w:p>
+    <w:p>
+      <w:pPr>
+        <w:spacing w:after="0" w:line="240" w:lineRule="auto"/>
+        <w:jc w:val="both"/>
+        <w:rPr>
+          <w:rFonts w:ascii="Arial" w:hAnsi="Arial" w:cs="Arial"/>
+          <w:lang w:val="es-VE"/>
+        </w:rPr>
+      </w:pPr>
+    </w:p>
+    <w:p>
+      <w:pPr>
+        <w:spacing w:after="0" w:line="240" w:lineRule="auto"/>
+        <w:jc w:val="both"/>
+        <w:rPr>
+          <w:rFonts w:ascii="Arial" w:hAnsi="Arial" w:cs="Arial"/>
+          <w:lang w:val="es-VE"/>
+        </w:rPr>
+      </w:pPr>
+    </w:p>
+    <w:p>
+      <w:pPr>
+        <w:pStyle w:val="pasantia"/>
+        <w:spacing w:after="0" w:line="480" w:lineRule="auto"/>
+        <w:ind w:firstLine="0"/>
+        <w:jc w:val="both"/>
+        <w:rPr>
+          <w:b/>
+          <w:bCs/>
+          <w:sz w:val="24"/>
+          <w:szCs w:val="24"/>
+          <w:lang w:val="es-VE"/>
+        </w:rPr>
+      </w:pPr>
+      <w:r>
+        <w:rPr>
+          <w:b/>
+          <w:bCs/>
+          <w:sz w:val="24"/>
+          <w:szCs w:val="24"/>
+          <w:lang w:val="es-VE"/>
+        </w:rPr>
+        <w:t>2. MISIÓN, VISIÓN Y OBJETIVOS</w:t>
+      </w:r>
+    </w:p>
+    <w:p>
+      <w:pPr>
         <w:pStyle w:val="pasantia"/>
         <w:spacing w:line="480" w:lineRule="auto"/>
         <w:ind w:firstLine="0"/>
@@ -1732,15 +2145,53 @@
           <w:szCs w:val="24"/>
           <w:lang w:val="es-VE"/>
         </w:rPr>
-        <w:t>2. MISIÓN, VISIÓN Y OBJETIVOS</w:t>
+        <w:t>2.1</w:t>
+      </w:r>
+      <w:r>
+        <w:rPr>
+          <w:b/>
+          <w:bCs/>
+          <w:sz w:val="24"/>
+          <w:szCs w:val="24"/>
+          <w:lang w:val="es-VE"/>
+        </w:rPr>
+        <w:t>.</w:t>
+      </w:r>
+      <w:r>
+        <w:rPr>
+          <w:b/>
+          <w:bCs/>
+          <w:sz w:val="24"/>
+          <w:szCs w:val="24"/>
+          <w:lang w:val="es-VE"/>
+        </w:rPr>
+        <w:t xml:space="preserve"> </w:t>
+      </w:r>
+      <w:r>
+        <w:rPr>
+          <w:b/>
+          <w:bCs/>
+          <w:sz w:val="24"/>
+          <w:szCs w:val="24"/>
+          <w:lang w:val="es-VE"/>
+        </w:rPr>
+        <w:t>MISIÓN</w:t>
+      </w:r>
+    </w:p>
+    <w:p>
+      <w:pPr>
+        <w:pStyle w:val="Tesis"/>
+      </w:pPr>
+      <w:r>
+        <w:t>Somos una organización cuyo objetivo es la sistematización de ideas, elementos, recursos y capital humano, guiados por principios gerenciales que den como resultado la disposición de servicios de salud de altísima calidad, que ofrezcan atención inmediata, asequible y eficaz a las personas, mediante el ejercicio profesional, ético, científico y la aplicación de tecnología de punta.</w:t>
       </w:r>
     </w:p>
     <w:p>
       <w:pPr>
         <w:pStyle w:val="pasantia"/>
         <w:numPr>
-          <w:ilvl w:val="0"/>
-          <w:numId w:val="3"/>
+          <w:ilvl w:val="1"/>
+          <w:numId w:val="7"/>
         </w:numPr>
         <w:spacing w:line="480" w:lineRule="auto"/>
         <w:jc w:val="both"/>
@@ -1758,263 +2209,59 @@
           <w:szCs w:val="24"/>
           <w:lang w:val="es-VE"/>
         </w:rPr>
-        <w:t>MISIÓN</w:t>
-      </w:r>
-    </w:p>
-    <w:p>
-      <w:pPr>
-        <w:pStyle w:val="pasantia"/>
-        <w:spacing w:line="480" w:lineRule="auto"/>
-        <w:ind w:left="360" w:firstLine="0"/>
-        <w:jc w:val="both"/>
-        <w:rPr>
+        <w:t>.</w:t>
+      </w:r>
+      <w:r>
+        <w:rPr>
+          <w:b/>
+          <w:bCs/>
           <w:sz w:val="24"/>
           <w:szCs w:val="24"/>
           <w:lang w:val="es-VE"/>
         </w:rPr>
-      </w:pPr>
-      <w:r>
-        <w:rPr>
+        <w:t xml:space="preserve"> </w:t>
+      </w:r>
+      <w:r>
+        <w:rPr>
+          <w:b/>
+          <w:bCs/>
           <w:sz w:val="24"/>
           <w:szCs w:val="24"/>
           <w:lang w:val="es-VE"/>
         </w:rPr>
-        <w:t xml:space="preserve">     Somos una organización cuyo objetivo es la sistematización de ideas, elementos, recursos y capital humano, guiados por principios gerenciales que den como resultado la disposición de servicios de salud de altísima calidad, que ofrezcan atención inmediata, asequible y eficaz a las personas, mediante el ejercicio profesional, ético, científico y la aplicación de tecnología de punta.</w:t>
-      </w:r>
-    </w:p>
-    <w:p>
-      <w:pPr>
-        <w:pStyle w:val="pasantia"/>
-        <w:spacing w:line="480" w:lineRule="auto"/>
-        <w:ind w:left="360" w:firstLine="0"/>
-        <w:jc w:val="both"/>
-        <w:rPr>
-          <w:sz w:val="24"/>
-          <w:szCs w:val="24"/>
-          <w:lang w:val="es-VE"/>
-        </w:rPr>
-      </w:pPr>
-    </w:p>
-    <w:p>
-      <w:pPr>
-        <w:pStyle w:val="pasantia"/>
-        <w:spacing w:line="480" w:lineRule="auto"/>
-        <w:ind w:left="360" w:firstLine="0"/>
-        <w:jc w:val="both"/>
-        <w:rPr>
-          <w:sz w:val="24"/>
-          <w:szCs w:val="24"/>
-          <w:lang w:val="es-VE"/>
-        </w:rPr>
-      </w:pPr>
-    </w:p>
-    <w:p>
-      <w:pPr>
-        <w:pStyle w:val="pasantia"/>
+        <w:t>VISIÓN</w:t>
+      </w:r>
+    </w:p>
+    <w:p>
+      <w:pPr>
+        <w:pStyle w:val="Tesis"/>
+      </w:pPr>
+      <w:r>
+        <w:lastRenderedPageBreak/>
+        <w:t>Convertirnos en la mejor oportunidad de atención privada en salud, mediante el diseño de sistemas adaptables a todas las necesidades de servicios de las personas, a las normas legales y cambios del mercado, apoyados en la vanguardia tecnológica y en las herramientas necesarias para contribuir con la calidad de vida de nuestros afiliados, a costos razonables.</w:t>
+      </w:r>
+    </w:p>
+    <w:p>
+      <w:pPr>
+        <w:pStyle w:val="Tesis"/>
         <w:numPr>
-          <w:ilvl w:val="0"/>
-          <w:numId w:val="3"/>
+          <w:ilvl w:val="1"/>
+          <w:numId w:val="7"/>
         </w:numPr>
-        <w:spacing w:line="480" w:lineRule="auto"/>
-        <w:jc w:val="both"/>
-        <w:rPr>
-          <w:sz w:val="24"/>
-          <w:szCs w:val="24"/>
-          <w:lang w:val="es-VE"/>
-        </w:rPr>
-      </w:pPr>
-      <w:r>
-        <w:rPr>
-          <w:b/>
-          <w:bCs/>
-          <w:sz w:val="24"/>
-          <w:szCs w:val="24"/>
-          <w:lang w:val="es-VE"/>
-        </w:rPr>
-        <w:lastRenderedPageBreak/>
-        <w:t>VISIÓN</w:t>
-      </w:r>
-    </w:p>
-    <w:p>
-      <w:pPr>
-        <w:pStyle w:val="pasantia"/>
-        <w:spacing w:line="480" w:lineRule="auto"/>
-        <w:ind w:left="360" w:firstLine="0"/>
-        <w:jc w:val="both"/>
-        <w:rPr>
-          <w:color w:val="333333"/>
-          <w:sz w:val="24"/>
-          <w:szCs w:val="24"/>
-        </w:rPr>
-      </w:pPr>
-      <w:r>
-        <w:rPr>
-          <w:color w:val="333333"/>
-          <w:sz w:val="24"/>
-          <w:szCs w:val="24"/>
-          <w:lang w:val="es-VE"/>
-        </w:rPr>
-        <w:t xml:space="preserve">     </w:t>
-      </w:r>
-      <w:r>
-        <w:rPr>
-          <w:color w:val="333333"/>
-          <w:sz w:val="24"/>
-          <w:szCs w:val="24"/>
-        </w:rPr>
-        <w:t>Convertirnos en la mejor oportunidad de atención privada en salud, mediante el diseño de sistemas adaptables a todas las necesidades de servicios de las personas, a las normas legales y cambios del mercado, apoyados en la vanguardia tecnológica y en las herramientas necesarias para contribuir con la calidad de vida de nuestros afiliados, a costos razonables.</w:t>
-      </w:r>
-    </w:p>
-    <w:p>
-      <w:pPr>
-        <w:pStyle w:val="pasantia"/>
-        <w:numPr>
-          <w:ilvl w:val="0"/>
-          <w:numId w:val="3"/>
-        </w:numPr>
-        <w:spacing w:line="480" w:lineRule="auto"/>
-        <w:jc w:val="both"/>
-        <w:rPr>
-          <w:sz w:val="24"/>
-          <w:szCs w:val="24"/>
-          <w:lang w:val="es-VE"/>
-        </w:rPr>
-      </w:pPr>
-      <w:r>
-        <w:rPr>
-          <w:b/>
-          <w:bCs/>
-          <w:sz w:val="24"/>
-          <w:szCs w:val="24"/>
-          <w:lang w:val="es-VE"/>
+      </w:pPr>
+      <w:r>
+        <w:rPr>
+          <w:b/>
+          <w:bCs/>
+        </w:rPr>
+        <w:t xml:space="preserve">. </w:t>
+      </w:r>
+      <w:r>
+        <w:rPr>
+          <w:b/>
+          <w:bCs/>
         </w:rPr>
         <w:t>OBJETIVOS</w:t>
-      </w:r>
-    </w:p>
-    <w:p>
-      <w:pPr>
-        <w:pStyle w:val="pasantia"/>
-        <w:numPr>
-          <w:ilvl w:val="0"/>
-          <w:numId w:val="4"/>
-        </w:numPr>
-        <w:spacing w:line="480" w:lineRule="auto"/>
-        <w:jc w:val="both"/>
-        <w:rPr>
-          <w:sz w:val="24"/>
-          <w:szCs w:val="24"/>
-          <w:lang w:val="es-VE"/>
-        </w:rPr>
-      </w:pPr>
-      <w:r>
-        <w:rPr>
-          <w:sz w:val="24"/>
-          <w:szCs w:val="24"/>
-          <w:lang w:val="es-VE"/>
-        </w:rPr>
-        <w:t>Abarcar mediante estrategias de mercado el mayor segmento de la población.</w:t>
-      </w:r>
-    </w:p>
-    <w:p>
-      <w:pPr>
-        <w:pStyle w:val="pasantia"/>
-        <w:numPr>
-          <w:ilvl w:val="0"/>
-          <w:numId w:val="4"/>
-        </w:numPr>
-        <w:spacing w:line="480" w:lineRule="auto"/>
-        <w:jc w:val="both"/>
-        <w:rPr>
-          <w:sz w:val="24"/>
-          <w:szCs w:val="24"/>
-          <w:lang w:val="es-VE"/>
-        </w:rPr>
-      </w:pPr>
-      <w:r>
-        <w:rPr>
-          <w:sz w:val="24"/>
-          <w:szCs w:val="24"/>
-          <w:lang w:val="es-VE"/>
-        </w:rPr>
-        <w:t xml:space="preserve">Asegurar la preferencia del empresariado, mediante la premisa según la cual </w:t>
-      </w:r>
-      <w:r>
-        <w:rPr>
-          <w:sz w:val="24"/>
-          <w:szCs w:val="24"/>
-        </w:rPr>
-        <w:t>«</w:t>
-      </w:r>
-      <w:r>
-        <w:rPr>
-          <w:sz w:val="24"/>
-          <w:szCs w:val="24"/>
-          <w:lang w:val="es-VE"/>
-        </w:rPr>
-        <w:t>el confiarnos la salud de sus trabajadores y familia se traduce en productividad y bienestar propio</w:t>
-      </w:r>
-      <w:r>
-        <w:rPr>
-          <w:sz w:val="24"/>
-          <w:szCs w:val="24"/>
-        </w:rPr>
-        <w:t>»</w:t>
-      </w:r>
-      <w:r>
-        <w:rPr>
-          <w:sz w:val="24"/>
-          <w:szCs w:val="24"/>
-          <w:lang w:val="es-VE"/>
-        </w:rPr>
-        <w:t>.</w:t>
-      </w:r>
-    </w:p>
-    <w:p>
-      <w:pPr>
-        <w:pStyle w:val="pasantia"/>
-        <w:numPr>
-          <w:ilvl w:val="0"/>
-          <w:numId w:val="4"/>
-        </w:numPr>
-        <w:spacing w:line="480" w:lineRule="auto"/>
-        <w:jc w:val="both"/>
-        <w:rPr>
-          <w:sz w:val="24"/>
-          <w:szCs w:val="24"/>
-          <w:lang w:val="es-VE"/>
-        </w:rPr>
-      </w:pPr>
-      <w:r>
-        <w:rPr>
-          <w:sz w:val="24"/>
-          <w:szCs w:val="24"/>
-          <w:lang w:val="es-VE"/>
-        </w:rPr>
-        <w:t>Prestar servicios médicos hospitalarios oportunos y de calidad forjando alianzas con las mejores instituciones del país, a costos razonables.</w:t>
-      </w:r>
-    </w:p>
-    <w:p>
-      <w:pPr>
-        <w:pStyle w:val="pasantia"/>
-        <w:numPr>
-          <w:ilvl w:val="0"/>
-          <w:numId w:val="4"/>
-        </w:numPr>
-        <w:spacing w:line="480" w:lineRule="auto"/>
-        <w:jc w:val="both"/>
-        <w:rPr>
-          <w:sz w:val="24"/>
-          <w:szCs w:val="24"/>
-          <w:lang w:val="es-VE"/>
-        </w:rPr>
-      </w:pPr>
-      <w:r>
-        <w:rPr>
-          <w:sz w:val="24"/>
-          <w:szCs w:val="24"/>
-          <w:lang w:val="es-VE"/>
-        </w:rPr>
-        <w:t>Convertirnos en la mejor empresa administradora de planes y programas de salud de la región, brindando excelente servicio con contención de costos.</w:t>
       </w:r>
     </w:p>
     <w:p>
@@ -2029,6 +2276,24 @@
           <w:lang w:val="es-VE"/>
         </w:rPr>
       </w:pPr>
+      <w:r>
+        <w:rPr>
+          <w:b/>
+          <w:bCs/>
+          <w:sz w:val="24"/>
+          <w:szCs w:val="24"/>
+          <w:lang w:val="es-VE"/>
+        </w:rPr>
+        <w:t xml:space="preserve">2.3.1. </w:t>
+      </w:r>
+      <w:r>
+        <w:rPr>
+          <w:sz w:val="24"/>
+          <w:szCs w:val="24"/>
+          <w:lang w:val="es-VE"/>
+        </w:rPr>
+        <w:t>Abarcar mediante estrategias de mercado el mayor segmento de la población.</w:t>
+      </w:r>
     </w:p>
     <w:p>
       <w:pPr>
@@ -2050,8 +2315,234 @@
           <w:szCs w:val="24"/>
           <w:lang w:val="es-VE"/>
         </w:rPr>
-        <w:lastRenderedPageBreak/>
-        <w:t>3. ESTRUCTURA ORGANIZACIONAL</w:t>
+        <w:t>2.3.2</w:t>
+      </w:r>
+      <w:r>
+        <w:rPr>
+          <w:b/>
+          <w:bCs/>
+          <w:sz w:val="24"/>
+          <w:szCs w:val="24"/>
+          <w:lang w:val="es-VE"/>
+        </w:rPr>
+        <w:t>.</w:t>
+      </w:r>
+      <w:r>
+        <w:rPr>
+          <w:sz w:val="24"/>
+          <w:szCs w:val="24"/>
+          <w:lang w:val="es-VE"/>
+        </w:rPr>
+        <w:t xml:space="preserve"> </w:t>
+      </w:r>
+      <w:r>
+        <w:rPr>
+          <w:sz w:val="24"/>
+          <w:szCs w:val="24"/>
+          <w:lang w:val="es-VE"/>
+        </w:rPr>
+        <w:t xml:space="preserve">Asegurar la preferencia del empresariado, mediante la premisa según la cual </w:t>
+      </w:r>
+      <w:r>
+        <w:rPr>
+          <w:sz w:val="24"/>
+          <w:szCs w:val="24"/>
+        </w:rPr>
+        <w:t>«</w:t>
+      </w:r>
+      <w:r>
+        <w:rPr>
+          <w:sz w:val="24"/>
+          <w:szCs w:val="24"/>
+          <w:lang w:val="es-VE"/>
+        </w:rPr>
+        <w:t>el confiarnos la salud de sus trabajadores y familia se traduce en productividad y bienestar propio</w:t>
+      </w:r>
+      <w:r>
+        <w:rPr>
+          <w:sz w:val="24"/>
+          <w:szCs w:val="24"/>
+        </w:rPr>
+        <w:t>»</w:t>
+      </w:r>
+      <w:r>
+        <w:rPr>
+          <w:sz w:val="24"/>
+          <w:szCs w:val="24"/>
+          <w:lang w:val="es-VE"/>
+        </w:rPr>
+        <w:t>.</w:t>
+      </w:r>
+    </w:p>
+    <w:p>
+      <w:pPr>
+        <w:pStyle w:val="pasantia"/>
+        <w:spacing w:line="480" w:lineRule="auto"/>
+        <w:ind w:firstLine="0"/>
+        <w:jc w:val="both"/>
+        <w:rPr>
+          <w:sz w:val="24"/>
+          <w:szCs w:val="24"/>
+          <w:lang w:val="es-VE"/>
+        </w:rPr>
+      </w:pPr>
+      <w:r>
+        <w:rPr>
+          <w:b/>
+          <w:bCs/>
+          <w:sz w:val="24"/>
+          <w:szCs w:val="24"/>
+          <w:lang w:val="es-VE"/>
+        </w:rPr>
+        <w:t>2.3.3.</w:t>
+      </w:r>
+      <w:r>
+        <w:rPr>
+          <w:sz w:val="24"/>
+          <w:szCs w:val="24"/>
+          <w:lang w:val="es-VE"/>
+        </w:rPr>
+        <w:t xml:space="preserve"> </w:t>
+      </w:r>
+      <w:r>
+        <w:rPr>
+          <w:sz w:val="24"/>
+          <w:szCs w:val="24"/>
+          <w:lang w:val="es-VE"/>
+        </w:rPr>
+        <w:t>Prestar servicios médicos hospitalarios oportunos y de calidad forjando alianzas con las mejores instituciones del país, a costos razonables.</w:t>
+      </w:r>
+    </w:p>
+    <w:p>
+      <w:pPr>
+        <w:pStyle w:val="pasantia"/>
+        <w:spacing w:line="480" w:lineRule="auto"/>
+        <w:ind w:firstLine="0"/>
+        <w:jc w:val="both"/>
+        <w:rPr>
+          <w:sz w:val="24"/>
+          <w:szCs w:val="24"/>
+          <w:lang w:val="es-VE"/>
+        </w:rPr>
+      </w:pPr>
+      <w:r>
+        <w:rPr>
+          <w:b/>
+          <w:bCs/>
+          <w:sz w:val="24"/>
+          <w:szCs w:val="24"/>
+          <w:lang w:val="es-VE"/>
+        </w:rPr>
+        <w:t>2.3.4.</w:t>
+      </w:r>
+      <w:r>
+        <w:rPr>
+          <w:sz w:val="24"/>
+          <w:szCs w:val="24"/>
+          <w:lang w:val="es-VE"/>
+        </w:rPr>
+        <w:t xml:space="preserve"> </w:t>
+      </w:r>
+      <w:r>
+        <w:rPr>
+          <w:sz w:val="24"/>
+          <w:szCs w:val="24"/>
+          <w:lang w:val="es-VE"/>
+        </w:rPr>
+        <w:t>Convertirnos en la mejor empresa administradora de planes y programas de salud de la región, brindando excelente servicio con contención de costos.</w:t>
+      </w:r>
+    </w:p>
+    <w:p>
+      <w:pPr>
+        <w:pStyle w:val="pasantia"/>
+        <w:spacing w:line="480" w:lineRule="auto"/>
+        <w:ind w:firstLine="0"/>
+        <w:jc w:val="both"/>
+        <w:rPr>
+          <w:sz w:val="24"/>
+          <w:szCs w:val="24"/>
+          <w:lang w:val="es-VE"/>
+        </w:rPr>
+      </w:pPr>
+    </w:p>
+    <w:p>
+      <w:pPr>
+        <w:pStyle w:val="pasantia"/>
+        <w:spacing w:line="480" w:lineRule="auto"/>
+        <w:ind w:firstLine="0"/>
+        <w:jc w:val="both"/>
+        <w:rPr>
+          <w:sz w:val="24"/>
+          <w:szCs w:val="24"/>
+          <w:lang w:val="es-VE"/>
+        </w:rPr>
+      </w:pPr>
+    </w:p>
+    <w:p>
+      <w:pPr>
+        <w:pStyle w:val="pasantia"/>
+        <w:spacing w:line="480" w:lineRule="auto"/>
+        <w:ind w:firstLine="0"/>
+        <w:jc w:val="both"/>
+        <w:rPr>
+          <w:sz w:val="24"/>
+          <w:szCs w:val="24"/>
+          <w:lang w:val="es-VE"/>
+        </w:rPr>
+      </w:pPr>
+    </w:p>
+    <w:p>
+      <w:pPr>
+        <w:pStyle w:val="pasantia"/>
+        <w:spacing w:line="480" w:lineRule="auto"/>
+        <w:ind w:firstLine="0"/>
+        <w:jc w:val="both"/>
+        <w:rPr>
+          <w:sz w:val="24"/>
+          <w:szCs w:val="24"/>
+          <w:lang w:val="es-VE"/>
+        </w:rPr>
+      </w:pPr>
+    </w:p>
+    <w:p>
+      <w:pPr>
+        <w:pStyle w:val="pasantia"/>
+        <w:spacing w:line="480" w:lineRule="auto"/>
+        <w:ind w:firstLine="0"/>
+        <w:jc w:val="both"/>
+        <w:rPr>
+          <w:sz w:val="24"/>
+          <w:szCs w:val="24"/>
+          <w:lang w:val="es-VE"/>
+        </w:rPr>
+      </w:pPr>
+    </w:p>
+    <w:p>
+      <w:pPr>
+        <w:pStyle w:val="pasantia"/>
+        <w:numPr>
+          <w:ilvl w:val="0"/>
+          <w:numId w:val="2"/>
+        </w:numPr>
+        <w:spacing w:line="480" w:lineRule="auto"/>
+        <w:jc w:val="both"/>
+        <w:rPr>
+          <w:b/>
+          <w:bCs/>
+          <w:sz w:val="24"/>
+          <w:szCs w:val="24"/>
+          <w:lang w:val="es-VE"/>
+        </w:rPr>
+      </w:pPr>
+      <w:r>
+        <w:rPr>
+          <w:b/>
+          <w:bCs/>
+          <w:sz w:val="24"/>
+          <w:szCs w:val="24"/>
+          <w:lang w:val="es-VE"/>
+        </w:rPr>
+        <w:t>ESTRUCTURA ORGANIZACIONAL</w:t>
       </w:r>
     </w:p>
     <w:p>
@@ -2164,6 +2655,66 @@
         </w:rPr>
         <w:t>4. RELACIÓN ENTRE LAS FUNCIONES DEL ÁREA EN EL CUAL SE REALIZA LA PASANTÍA Y EL PERFIL PROFESIONAL DEL EGRESADO</w:t>
       </w:r>
+      <w:r>
+        <w:rPr>
+          <w:b/>
+          <w:bCs/>
+          <w:sz w:val="24"/>
+          <w:szCs w:val="24"/>
+          <w:lang w:val="es-VE"/>
+        </w:rPr>
+        <w:t xml:space="preserve">. </w:t>
+      </w:r>
+    </w:p>
+    <w:p>
+      <w:pPr>
+        <w:pStyle w:val="pasantia"/>
+        <w:spacing w:after="0" w:line="240" w:lineRule="auto"/>
+        <w:ind w:firstLine="0"/>
+        <w:jc w:val="center"/>
+        <w:rPr>
+          <w:b/>
+          <w:bCs/>
+          <w:sz w:val="24"/>
+          <w:szCs w:val="24"/>
+          <w:lang w:val="es-VE"/>
+        </w:rPr>
+      </w:pPr>
+      <w:r>
+        <w:rPr>
+          <w:b/>
+          <w:bCs/>
+          <w:sz w:val="24"/>
+          <w:szCs w:val="24"/>
+          <w:lang w:val="es-VE"/>
+        </w:rPr>
+        <w:t>CUADRO N°1.</w:t>
+      </w:r>
+    </w:p>
+    <w:p>
+      <w:pPr>
+        <w:pStyle w:val="pasantia"/>
+        <w:spacing w:after="0" w:line="240" w:lineRule="auto"/>
+        <w:ind w:firstLine="0"/>
+        <w:jc w:val="center"/>
+        <w:rPr>
+          <w:b/>
+          <w:bCs/>
+          <w:sz w:val="24"/>
+          <w:szCs w:val="24"/>
+          <w:lang w:val="es-VE"/>
+        </w:rPr>
+      </w:pPr>
+      <w:r>
+        <w:rPr>
+          <w:b/>
+          <w:bCs/>
+          <w:sz w:val="24"/>
+          <w:szCs w:val="24"/>
+          <w:lang w:val="es-VE"/>
+        </w:rPr>
+        <w:t>Funciones del área y perfil del egresado.</w:t>
+      </w:r>
     </w:p>
     <w:tbl>
       <w:tblPr>
@@ -2336,6 +2887,58 @@
           </w:p>
         </w:tc>
       </w:tr>
+    </w:tbl>
+    <w:p>
+      <w:pPr>
+        <w:spacing w:after="0" w:line="276" w:lineRule="auto"/>
+        <w:ind w:firstLine="0"/>
+        <w:jc w:val="center"/>
+        <w:rPr>
+          <w:rFonts w:ascii="Arial" w:hAnsi="Arial" w:cs="Arial"/>
+          <w:b/>
+          <w:bCs/>
+        </w:rPr>
+      </w:pPr>
+      <w:r>
+        <w:rPr>
+          <w:rFonts w:ascii="Arial" w:hAnsi="Arial" w:cs="Arial"/>
+          <w:b/>
+          <w:bCs/>
+        </w:rPr>
+        <w:lastRenderedPageBreak/>
+        <w:t>CUADRO N°1.</w:t>
+      </w:r>
+    </w:p>
+    <w:p>
+      <w:pPr>
+        <w:spacing w:after="0" w:line="276" w:lineRule="auto"/>
+        <w:ind w:firstLine="0"/>
+        <w:jc w:val="center"/>
+        <w:rPr>
+          <w:rFonts w:ascii="Arial" w:hAnsi="Arial" w:cs="Arial"/>
+          <w:b/>
+          <w:bCs/>
+        </w:rPr>
+      </w:pPr>
+      <w:r>
+        <w:rPr>
+          <w:rFonts w:ascii="Arial" w:hAnsi="Arial" w:cs="Arial"/>
+          <w:b/>
+          <w:bCs/>
+        </w:rPr>
+        <w:t>(Continuación)</w:t>
+      </w:r>
+    </w:p>
+    <w:tbl>
+      <w:tblPr>
+        <w:tblStyle w:val="Tablaconcuadrcula"/>
+        <w:tblW w:w="0" w:type="auto"/>
+        <w:tblLook w:val="04A0" w:firstRow="1" w:lastRow="0" w:firstColumn="1" w:lastColumn="0" w:noHBand="0" w:noVBand="1"/>
+      </w:tblPr>
+      <w:tblGrid>
+        <w:gridCol w:w="4131"/>
+        <w:gridCol w:w="4132"/>
+      </w:tblGrid>
       <w:tr>
         <w:tc>
           <w:tcPr>
@@ -2410,7 +3013,6 @@
                 <w:sz w:val="24"/>
                 <w:szCs w:val="24"/>
               </w:rPr>
-              <w:lastRenderedPageBreak/>
               <w:t>Configuración y administración de sistemas de control de acceso y captación de datos.</w:t>
             </w:r>
           </w:p>
@@ -2557,7 +3159,7 @@
               <w:pStyle w:val="pasantia"/>
               <w:spacing w:line="276" w:lineRule="auto"/>
               <w:ind w:firstLine="0"/>
-              <w:jc w:val="both"/>
+              <w:jc w:val="center"/>
               <w:rPr>
                 <w:sz w:val="24"/>
                 <w:szCs w:val="24"/>
@@ -3030,7 +3632,7 @@
               </wp:anchor>
             </w:drawing>
           </mc:Choice>
-          <mc:Fallback>
+          <mc:Fallback xmlns:w16sdtfl="http://schemas.microsoft.com/office/word/2024/wordml/sdtformatlock" xmlns:w16du="http://schemas.microsoft.com/office/word/2023/wordml/word16du">
             <w:pict>
               <v:group w14:anchorId="24331000" id="Group 17" o:spid="_x0000_s1026" style="position:absolute;margin-left:-4.45pt;margin-top:9.2pt;width:450.2pt;height:127.25pt;z-index:251661312" coordorigin="2268,6021" coordsize="8280,2340" o:gfxdata="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">
                 <v:shape id="Imagen 2" o:spid="_x0000_s1027" type="#_x0000_t75" alt="Descripción: LOGO URBE 2012 DEFINITIVO-01" style="position:absolute;left:2268;top:6021;width:3000;height:2340;visibility:visible;mso-wrap-style:square" o:gfxdata="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">
@@ -3385,15 +3987,7 @@
         <w:pStyle w:val="Tesis"/>
       </w:pPr>
       <w:r>
-        <w:t xml:space="preserve">En el capítulo actual, se presentan las actividades a realizar por el pasante en el departamento de informática de </w:t>
-      </w:r>
-      <w:proofErr w:type="spellStart"/>
-      <w:r>
-        <w:t>Sisalud</w:t>
-      </w:r>
-      <w:proofErr w:type="spellEnd"/>
-      <w:r>
-        <w:t xml:space="preserve"> para el cumplimiento de las pasantías académicas.</w:t>
+        <w:t>En el capítulo actual, se presentan las actividades a realizar por el pasante en el departamento de informática de Sisalud para el cumplimiento de las pasantías académicas.</w:t>
       </w:r>
     </w:p>
     <w:p>
@@ -3653,6 +4247,15 @@
               </w:rPr>
               <w:t>27/04</w:t>
             </w:r>
+            <w:r>
+              <w:rPr>
+                <w:b/>
+                <w:bCs/>
+                <w:sz w:val="16"/>
+                <w:szCs w:val="16"/>
+              </w:rPr>
+              <w:t>/26</w:t>
+            </w:r>
           </w:p>
         </w:tc>
         <w:tc>
@@ -3690,6 +4293,15 @@
                 <w:szCs w:val="16"/>
               </w:rPr>
               <w:t>/04</w:t>
+            </w:r>
+            <w:r>
+              <w:rPr>
+                <w:b/>
+                <w:bCs/>
+                <w:sz w:val="16"/>
+                <w:szCs w:val="16"/>
+              </w:rPr>
+              <w:t>/26</w:t>
             </w:r>
           </w:p>
         </w:tc>
@@ -3978,6 +4590,15 @@
               </w:rPr>
               <w:t>04/05</w:t>
             </w:r>
+            <w:r>
+              <w:rPr>
+                <w:b/>
+                <w:bCs/>
+                <w:sz w:val="16"/>
+                <w:szCs w:val="16"/>
+              </w:rPr>
+              <w:t>/26</w:t>
+            </w:r>
           </w:p>
         </w:tc>
         <w:tc>
@@ -4015,6 +4636,15 @@
                 <w:szCs w:val="16"/>
               </w:rPr>
               <w:t>/05</w:t>
+            </w:r>
+            <w:r>
+              <w:rPr>
+                <w:b/>
+                <w:bCs/>
+                <w:sz w:val="16"/>
+                <w:szCs w:val="16"/>
+              </w:rPr>
+              <w:t>/26</w:t>
             </w:r>
           </w:p>
         </w:tc>
@@ -4312,6 +4942,15 @@
               </w:rPr>
               <w:t>/05</w:t>
             </w:r>
+            <w:r>
+              <w:rPr>
+                <w:b/>
+                <w:bCs/>
+                <w:sz w:val="16"/>
+                <w:szCs w:val="16"/>
+              </w:rPr>
+              <w:t>/26</w:t>
+            </w:r>
           </w:p>
         </w:tc>
         <w:tc>
@@ -4349,6 +4988,15 @@
                 <w:szCs w:val="16"/>
               </w:rPr>
               <w:t>/05</w:t>
+            </w:r>
+            <w:r>
+              <w:rPr>
+                <w:b/>
+                <w:bCs/>
+                <w:sz w:val="16"/>
+                <w:szCs w:val="16"/>
+              </w:rPr>
+              <w:t>/26</w:t>
             </w:r>
           </w:p>
         </w:tc>
@@ -4561,27 +5209,7 @@
                 <w:sz w:val="16"/>
                 <w:szCs w:val="16"/>
               </w:rPr>
-              <w:t xml:space="preserve">Realización de Inventario de </w:t>
-            </w:r>
-            <w:proofErr w:type="spellStart"/>
-            <w:r>
-              <w:rPr>
-                <w:b/>
-                <w:bCs/>
-                <w:sz w:val="16"/>
-                <w:szCs w:val="16"/>
-              </w:rPr>
-              <w:t>Tóners</w:t>
-            </w:r>
-            <w:proofErr w:type="spellEnd"/>
-            <w:r>
-              <w:rPr>
-                <w:b/>
-                <w:bCs/>
-                <w:sz w:val="16"/>
-                <w:szCs w:val="16"/>
-              </w:rPr>
-              <w:t xml:space="preserve"> de impresoras.</w:t>
+              <w:t>Realización de Inventario de Tóners de impresoras.</w:t>
             </w:r>
           </w:p>
         </w:tc>
@@ -4621,6 +5249,15 @@
               </w:rPr>
               <w:t>/05</w:t>
             </w:r>
+            <w:r>
+              <w:rPr>
+                <w:b/>
+                <w:bCs/>
+                <w:sz w:val="16"/>
+                <w:szCs w:val="16"/>
+              </w:rPr>
+              <w:t>/26</w:t>
+            </w:r>
           </w:p>
         </w:tc>
         <w:tc>
@@ -4658,6 +5295,15 @@
                 <w:szCs w:val="16"/>
               </w:rPr>
               <w:t>/05</w:t>
+            </w:r>
+            <w:r>
+              <w:rPr>
+                <w:b/>
+                <w:bCs/>
+                <w:sz w:val="16"/>
+                <w:szCs w:val="16"/>
+              </w:rPr>
+              <w:t>/26</w:t>
             </w:r>
           </w:p>
         </w:tc>
@@ -4833,6 +5479,15 @@
               </w:rPr>
               <w:t>/05</w:t>
             </w:r>
+            <w:r>
+              <w:rPr>
+                <w:b/>
+                <w:bCs/>
+                <w:sz w:val="16"/>
+                <w:szCs w:val="16"/>
+              </w:rPr>
+              <w:t>/26</w:t>
+            </w:r>
           </w:p>
         </w:tc>
         <w:tc>
@@ -4873,6 +5528,15 @@
               </w:rPr>
               <w:t>/05</w:t>
             </w:r>
+            <w:r>
+              <w:rPr>
+                <w:b/>
+                <w:bCs/>
+                <w:sz w:val="16"/>
+                <w:szCs w:val="16"/>
+              </w:rPr>
+              <w:t>/26</w:t>
+            </w:r>
           </w:p>
         </w:tc>
         <w:tc>
@@ -4944,7 +5608,6 @@
                 <w:lang w:val="es-VE"/>
               </w:rPr>
             </w:pPr>
-            <w:proofErr w:type="spellStart"/>
             <w:r>
               <w:rPr>
                 <w:b/>
@@ -4963,18 +5626,7 @@
                 <w:szCs w:val="16"/>
                 <w:lang w:val="es-VE"/>
               </w:rPr>
-              <w:t>óners</w:t>
-            </w:r>
-            <w:proofErr w:type="spellEnd"/>
-            <w:r>
-              <w:rPr>
-                <w:b/>
-                <w:bCs/>
-                <w:sz w:val="16"/>
-                <w:szCs w:val="16"/>
-                <w:lang w:val="es-VE"/>
-              </w:rPr>
-              <w:t xml:space="preserve"> de repuesto.</w:t>
+              <w:t>óners de repuesto.</w:t>
             </w:r>
           </w:p>
         </w:tc>
@@ -5229,6 +5881,15 @@
               </w:rPr>
               <w:t>15/05</w:t>
             </w:r>
+            <w:r>
+              <w:rPr>
+                <w:b/>
+                <w:bCs/>
+                <w:sz w:val="16"/>
+                <w:szCs w:val="16"/>
+              </w:rPr>
+              <w:t>/26</w:t>
+            </w:r>
           </w:p>
         </w:tc>
         <w:tc>
@@ -5259,6 +5920,15 @@
                 <w:lang w:val="es-VE"/>
               </w:rPr>
               <w:t>18/05</w:t>
+            </w:r>
+            <w:r>
+              <w:rPr>
+                <w:b/>
+                <w:bCs/>
+                <w:sz w:val="16"/>
+                <w:szCs w:val="16"/>
+              </w:rPr>
+              <w:t>/26</w:t>
             </w:r>
           </w:p>
         </w:tc>
@@ -5623,6 +6293,15 @@
               </w:rPr>
               <w:t>19/05</w:t>
             </w:r>
+            <w:r>
+              <w:rPr>
+                <w:b/>
+                <w:bCs/>
+                <w:sz w:val="16"/>
+                <w:szCs w:val="16"/>
+              </w:rPr>
+              <w:t>/26</w:t>
+            </w:r>
           </w:p>
         </w:tc>
         <w:tc>
@@ -5653,6 +6332,15 @@
                 <w:lang w:val="es-VE"/>
               </w:rPr>
               <w:t>20/05</w:t>
+            </w:r>
+            <w:r>
+              <w:rPr>
+                <w:b/>
+                <w:bCs/>
+                <w:sz w:val="16"/>
+                <w:szCs w:val="16"/>
+              </w:rPr>
+              <w:t>/26</w:t>
             </w:r>
           </w:p>
         </w:tc>
@@ -6043,6 +6731,15 @@
               </w:rPr>
               <w:t>20/05</w:t>
             </w:r>
+            <w:r>
+              <w:rPr>
+                <w:b/>
+                <w:bCs/>
+                <w:sz w:val="16"/>
+                <w:szCs w:val="16"/>
+              </w:rPr>
+              <w:t>/26</w:t>
+            </w:r>
           </w:p>
         </w:tc>
         <w:tc>
@@ -6076,6 +6773,15 @@
                 <w14:ligatures w14:val="none"/>
               </w:rPr>
               <w:t>21/05</w:t>
+            </w:r>
+            <w:r>
+              <w:rPr>
+                <w:b/>
+                <w:bCs/>
+                <w:sz w:val="16"/>
+                <w:szCs w:val="16"/>
+              </w:rPr>
+              <w:t>/26</w:t>
             </w:r>
           </w:p>
         </w:tc>
@@ -6293,6 +6999,15 @@
               </w:rPr>
               <w:t>22/05</w:t>
             </w:r>
+            <w:r>
+              <w:rPr>
+                <w:b/>
+                <w:bCs/>
+                <w:sz w:val="16"/>
+                <w:szCs w:val="16"/>
+              </w:rPr>
+              <w:t>/26</w:t>
+            </w:r>
           </w:p>
         </w:tc>
         <w:tc>
@@ -6326,6 +7041,15 @@
                 <w14:ligatures w14:val="none"/>
               </w:rPr>
               <w:t>26/05</w:t>
+            </w:r>
+            <w:r>
+              <w:rPr>
+                <w:b/>
+                <w:bCs/>
+                <w:sz w:val="16"/>
+                <w:szCs w:val="16"/>
+              </w:rPr>
+              <w:t>/26</w:t>
             </w:r>
           </w:p>
         </w:tc>
@@ -6520,6 +7244,15 @@
               </w:rPr>
               <w:t>27/05</w:t>
             </w:r>
+            <w:r>
+              <w:rPr>
+                <w:b/>
+                <w:bCs/>
+                <w:sz w:val="16"/>
+                <w:szCs w:val="16"/>
+              </w:rPr>
+              <w:t>/26</w:t>
+            </w:r>
           </w:p>
         </w:tc>
         <w:tc>
@@ -6553,6 +7286,15 @@
                 <w14:ligatures w14:val="none"/>
               </w:rPr>
               <w:t>29/05</w:t>
+            </w:r>
+            <w:r>
+              <w:rPr>
+                <w:b/>
+                <w:bCs/>
+                <w:sz w:val="16"/>
+                <w:szCs w:val="16"/>
+              </w:rPr>
+              <w:t>/26</w:t>
             </w:r>
           </w:p>
         </w:tc>
@@ -6791,6 +7533,15 @@
               </w:rPr>
               <w:t>01/06</w:t>
             </w:r>
+            <w:r>
+              <w:rPr>
+                <w:b/>
+                <w:bCs/>
+                <w:sz w:val="16"/>
+                <w:szCs w:val="16"/>
+              </w:rPr>
+              <w:t>/26</w:t>
+            </w:r>
           </w:p>
         </w:tc>
         <w:tc>
@@ -6824,6 +7575,15 @@
                 <w14:ligatures w14:val="none"/>
               </w:rPr>
               <w:t>03/06</w:t>
+            </w:r>
+            <w:r>
+              <w:rPr>
+                <w:b/>
+                <w:bCs/>
+                <w:sz w:val="16"/>
+                <w:szCs w:val="16"/>
+              </w:rPr>
+              <w:t>/26</w:t>
             </w:r>
           </w:p>
         </w:tc>
@@ -7008,6 +7768,15 @@
               </w:rPr>
               <w:t>04/06</w:t>
             </w:r>
+            <w:r>
+              <w:rPr>
+                <w:b/>
+                <w:bCs/>
+                <w:sz w:val="16"/>
+                <w:szCs w:val="16"/>
+              </w:rPr>
+              <w:t>/26</w:t>
+            </w:r>
           </w:p>
         </w:tc>
         <w:tc>
@@ -7044,6 +7813,15 @@
                 <w14:ligatures w14:val="none"/>
               </w:rPr>
               <w:t>23/06</w:t>
+            </w:r>
+            <w:r>
+              <w:rPr>
+                <w:b/>
+                <w:bCs/>
+                <w:sz w:val="16"/>
+                <w:szCs w:val="16"/>
+              </w:rPr>
+              <w:t>/26</w:t>
             </w:r>
           </w:p>
         </w:tc>
@@ -7345,7 +8123,7 @@
               </wp:anchor>
             </w:drawing>
           </mc:Choice>
-          <mc:Fallback>
+          <mc:Fallback xmlns:w16sdtfl="http://schemas.microsoft.com/office/word/2024/wordml/sdtformatlock" xmlns:w16du="http://schemas.microsoft.com/office/word/2023/wordml/word16du">
             <w:pict>
               <v:line w14:anchorId="1F15A46E" id="Conector recto 1" o:spid="_x0000_s1026" style="position:absolute;flip:y;z-index:251664384;visibility:visible;mso-wrap-style:square;mso-width-percent:0;mso-height-percent:0;mso-wrap-distance-left:9pt;mso-wrap-distance-top:0;mso-wrap-distance-right:9pt;mso-wrap-distance-bottom:0;mso-position-horizontal:right;mso-position-horizontal-relative:margin;mso-position-vertical:absolute;mso-position-vertical-relative:text;mso-width-percent:0;mso-height-percent:0;mso-width-relative:margin;mso-height-relative:margin" from="127.05pt,12.4pt" to="305.3pt,12.4pt" o:gfxdata="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" strokecolor="windowText" strokeweight=".5pt">
                 <v:stroke joinstyle="miter"/>
@@ -7414,7 +8192,7 @@
               </wp:anchor>
             </w:drawing>
           </mc:Choice>
-          <mc:Fallback>
+          <mc:Fallback xmlns:w16sdtfl="http://schemas.microsoft.com/office/word/2024/wordml/sdtformatlock" xmlns:w16du="http://schemas.microsoft.com/office/word/2023/wordml/word16du">
             <w:pict>
               <v:line w14:anchorId="64BDB483" id="Conector recto 1" o:spid="_x0000_s1026" style="position:absolute;z-index:251663360;visibility:visible;mso-wrap-style:square;mso-width-percent:0;mso-height-percent:0;mso-wrap-distance-left:9pt;mso-wrap-distance-top:0;mso-wrap-distance-right:9pt;mso-wrap-distance-bottom:0;mso-position-horizontal:left;mso-position-horizontal-relative:margin;mso-position-vertical:absolute;mso-position-vertical-relative:text;mso-width-percent:0;mso-height-percent:0;mso-width-relative:margin;mso-height-relative:margin" from="0,12.4pt" to="178.3pt,12.4pt" o:gfxdata="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" strokecolor="windowText" strokeweight=".5pt">
                 <v:stroke joinstyle="miter"/>
@@ -7544,7 +8322,7 @@
 </file>
 
 <file path=word/endnotes.xml><?xml version="1.0" encoding="utf-8"?>
-<w:endnotes xmlns:wpc="http://schemas.microsoft.com/office/word/2010/wordprocessingCanvas" xmlns:cx="http://schemas.microsoft.com/office/drawing/2014/chartex" xmlns:cx1="http://schemas.microsoft.com/office/drawing/2015/9/8/chartex" xmlns:cx2="http://schemas.microsoft.com/office/drawing/2015/10/21/chartex" xmlns:cx3="http://schemas.microsoft.com/office/drawing/2016/5/9/chartex" xmlns:cx4="http://schemas.microsoft.com/office/drawing/2016/5/10/chartex" xmlns:cx5="http://schemas.microsoft.com/office/drawing/2016/5/11/chartex" xmlns:cx6="http://schemas.microsoft.com/office/drawing/2016/5/12/chartex" xmlns:cx7="http://schemas.microsoft.com/office/drawing/2016/5/13/chartex" xmlns:cx8="http://schemas.microsoft.com/office/drawing/2016/5/14/chartex" xmlns:mc="http://schemas.openxmlformats.org/markup-compatibility/2006" xmlns:aink="http://schemas.microsoft.com/office/drawing/2016/ink" xmlns:am3d="http://schemas.microsoft.com/office/drawing/2017/model3d" xmlns:o="urn:schemas-microsoft-com:office:office" xmlns:oel="http://schemas.microsoft.com/office/2019/extlst" xmlns:r="http://schemas.openxmlformats.org/officeDocument/2006/relationships" xmlns:m="http://schemas.openxmlformats.org/officeDocument/2006/math" xmlns:v="urn:schemas-microsoft-com:vml" xmlns:wp14="http://schemas.microsoft.com/office/word/2010/wordprocessingDrawing" xmlns:wp="http://schemas.openxmlformats.org/drawingml/2006/wordprocessingDrawing" xmlns:w10="urn:schemas-microsoft-com:office:word" xmlns:w="http://schemas.openxmlformats.org/wordprocessingml/2006/main" xmlns:w14="http://schemas.microsoft.com/office/word/2010/wordml" xmlns:w15="http://schemas.microsoft.com/office/word/2012/wordml" xmlns:w16cex="http://schemas.microsoft.com/office/word/2018/wordml/cex" xmlns:w16cid="http://schemas.microsoft.com/office/word/2016/wordml/cid" xmlns:w16="http://schemas.microsoft.com/office/word/2018/wordml" xmlns:w16du="http://schemas.microsoft.com/office/word/2023/wordml/word16du" xmlns:w16sdtdh="http://schemas.microsoft.com/office/word/2020/wordml/sdtdatahash" xmlns:w16sdtfl="http://schemas.microsoft.com/office/word/2024/wordml/sdtformatlock" xmlns:w16se="http://schemas.microsoft.com/office/word/2015/wordml/symex" xmlns:wpg="http://schemas.microsoft.com/office/word/2010/wordprocessingGroup" xmlns:wpi="http://schemas.microsoft.com/office/word/2010/wordprocessingInk" xmlns:wne="http://schemas.microsoft.com/office/word/2006/wordml" xmlns:wps="http://schemas.microsoft.com/office/word/2010/wordprocessingShape" mc:Ignorable="w14 w15 w16se w16cid w16 w16cex w16sdtdh w16sdtfl w16du wp14">
+<w:endnotes xmlns:wpc="http://schemas.microsoft.com/office/word/2010/wordprocessingCanvas" xmlns:cx="http://schemas.microsoft.com/office/drawing/2014/chartex" xmlns:cx1="http://schemas.microsoft.com/office/drawing/2015/9/8/chartex" xmlns:cx2="http://schemas.microsoft.com/office/drawing/2015/10/21/chartex" xmlns:cx3="http://schemas.microsoft.com/office/drawing/2016/5/9/chartex" xmlns:cx4="http://schemas.microsoft.com/office/drawing/2016/5/10/chartex" xmlns:cx5="http://schemas.microsoft.com/office/drawing/2016/5/11/chartex" xmlns:cx6="http://schemas.microsoft.com/office/drawing/2016/5/12/chartex" xmlns:cx7="http://schemas.microsoft.com/office/drawing/2016/5/13/chartex" xmlns:cx8="http://schemas.microsoft.com/office/drawing/2016/5/14/chartex" xmlns:mc="http://schemas.openxmlformats.org/markup-compatibility/2006" xmlns:aink="http://schemas.microsoft.com/office/drawing/2016/ink" xmlns:am3d="http://schemas.microsoft.com/office/drawing/2017/model3d" xmlns:o="urn:schemas-microsoft-com:office:office" xmlns:oel="http://schemas.microsoft.com/office/2019/extlst" xmlns:r="http://schemas.openxmlformats.org/officeDocument/2006/relationships" xmlns:m="http://schemas.openxmlformats.org/officeDocument/2006/math" xmlns:v="urn:schemas-microsoft-com:vml" xmlns:wp14="http://schemas.microsoft.com/office/word/2010/wordprocessingDrawing" xmlns:wp="http://schemas.openxmlformats.org/drawingml/2006/wordprocessingDrawing" xmlns:w10="urn:schemas-microsoft-com:office:word" xmlns:w="http://schemas.openxmlformats.org/wordprocessingml/2006/main" xmlns:w14="http://schemas.microsoft.com/office/word/2010/wordml" xmlns:w15="http://schemas.microsoft.com/office/word/2012/wordml" xmlns:w16cex="http://schemas.microsoft.com/office/word/2018/wordml/cex" xmlns:w16cid="http://schemas.microsoft.com/office/word/2016/wordml/cid" xmlns:w16="http://schemas.microsoft.com/office/word/2018/wordml" xmlns:w16sdtdh="http://schemas.microsoft.com/office/word/2020/wordml/sdtdatahash" xmlns:w16se="http://schemas.microsoft.com/office/word/2015/wordml/symex" xmlns:wpg="http://schemas.microsoft.com/office/word/2010/wordprocessingGroup" xmlns:wpi="http://schemas.microsoft.com/office/word/2010/wordprocessingInk" xmlns:wne="http://schemas.microsoft.com/office/word/2006/wordml" xmlns:wps="http://schemas.microsoft.com/office/word/2010/wordprocessingShape" mc:Ignorable="w14 w15 w16se w16cid w16 w16cex w16sdtdh wp14">
   <w:endnote w:type="separator" w:id="-1">
     <w:p>
       <w:pPr>
@@ -7569,7 +8347,7 @@
 </file>
 
 <file path=word/footnotes.xml><?xml version="1.0" encoding="utf-8"?>
-<w:footnotes xmlns:wpc="http://schemas.microsoft.com/office/word/2010/wordprocessingCanvas" xmlns:cx="http://schemas.microsoft.com/office/drawing/2014/chartex" xmlns:cx1="http://schemas.microsoft.com/office/drawing/2015/9/8/chartex" xmlns:cx2="http://schemas.microsoft.com/office/drawing/2015/10/21/chartex" xmlns:cx3="http://schemas.microsoft.com/office/drawing/2016/5/9/chartex" xmlns:cx4="http://schemas.microsoft.com/office/drawing/2016/5/10/chartex" xmlns:cx5="http://schemas.microsoft.com/office/drawing/2016/5/11/chartex" xmlns:cx6="http://schemas.microsoft.com/office/drawing/2016/5/12/chartex" xmlns:cx7="http://schemas.microsoft.com/office/drawing/2016/5/13/chartex" xmlns:cx8="http://schemas.microsoft.com/office/drawing/2016/5/14/chartex" xmlns:mc="http://schemas.openxmlformats.org/markup-compatibility/2006" xmlns:aink="http://schemas.microsoft.com/office/drawing/2016/ink" xmlns:am3d="http://schemas.microsoft.com/office/drawing/2017/model3d" xmlns:o="urn:schemas-microsoft-com:office:office" xmlns:oel="http://schemas.microsoft.com/office/2019/extlst" xmlns:r="http://schemas.openxmlformats.org/officeDocument/2006/relationships" xmlns:m="http://schemas.openxmlformats.org/officeDocument/2006/math" xmlns:v="urn:schemas-microsoft-com:vml" xmlns:wp14="http://schemas.microsoft.com/office/word/2010/wordprocessingDrawing" xmlns:wp="http://schemas.openxmlformats.org/drawingml/2006/wordprocessingDrawing" xmlns:w10="urn:schemas-microsoft-com:office:word" xmlns:w="http://schemas.openxmlformats.org/wordprocessingml/2006/main" xmlns:w14="http://schemas.microsoft.com/office/word/2010/wordml" xmlns:w15="http://schemas.microsoft.com/office/word/2012/wordml" xmlns:w16cex="http://schemas.microsoft.com/office/word/2018/wordml/cex" xmlns:w16cid="http://schemas.microsoft.com/office/word/2016/wordml/cid" xmlns:w16="http://schemas.microsoft.com/office/word/2018/wordml" xmlns:w16du="http://schemas.microsoft.com/office/word/2023/wordml/word16du" xmlns:w16sdtdh="http://schemas.microsoft.com/office/word/2020/wordml/sdtdatahash" xmlns:w16sdtfl="http://schemas.microsoft.com/office/word/2024/wordml/sdtformatlock" xmlns:w16se="http://schemas.microsoft.com/office/word/2015/wordml/symex" xmlns:wpg="http://schemas.microsoft.com/office/word/2010/wordprocessingGroup" xmlns:wpi="http://schemas.microsoft.com/office/word/2010/wordprocessingInk" xmlns:wne="http://schemas.microsoft.com/office/word/2006/wordml" xmlns:wps="http://schemas.microsoft.com/office/word/2010/wordprocessingShape" mc:Ignorable="w14 w15 w16se w16cid w16 w16cex w16sdtdh w16sdtfl w16du wp14">
+<w:footnotes xmlns:wpc="http://schemas.microsoft.com/office/word/2010/wordprocessingCanvas" xmlns:cx="http://schemas.microsoft.com/office/drawing/2014/chartex" xmlns:cx1="http://schemas.microsoft.com/office/drawing/2015/9/8/chartex" xmlns:cx2="http://schemas.microsoft.com/office/drawing/2015/10/21/chartex" xmlns:cx3="http://schemas.microsoft.com/office/drawing/2016/5/9/chartex" xmlns:cx4="http://schemas.microsoft.com/office/drawing/2016/5/10/chartex" xmlns:cx5="http://schemas.microsoft.com/office/drawing/2016/5/11/chartex" xmlns:cx6="http://schemas.microsoft.com/office/drawing/2016/5/12/chartex" xmlns:cx7="http://schemas.microsoft.com/office/drawing/2016/5/13/chartex" xmlns:cx8="http://schemas.microsoft.com/office/drawing/2016/5/14/chartex" xmlns:mc="http://schemas.openxmlformats.org/markup-compatibility/2006" xmlns:aink="http://schemas.microsoft.com/office/drawing/2016/ink" xmlns:am3d="http://schemas.microsoft.com/office/drawing/2017/model3d" xmlns:o="urn:schemas-microsoft-com:office:office" xmlns:oel="http://schemas.microsoft.com/office/2019/extlst" xmlns:r="http://schemas.openxmlformats.org/officeDocument/2006/relationships" xmlns:m="http://schemas.openxmlformats.org/officeDocument/2006/math" xmlns:v="urn:schemas-microsoft-com:vml" xmlns:wp14="http://schemas.microsoft.com/office/word/2010/wordprocessingDrawing" xmlns:wp="http://schemas.openxmlformats.org/drawingml/2006/wordprocessingDrawing" xmlns:w10="urn:schemas-microsoft-com:office:word" xmlns:w="http://schemas.openxmlformats.org/wordprocessingml/2006/main" xmlns:w14="http://schemas.microsoft.com/office/word/2010/wordml" xmlns:w15="http://schemas.microsoft.com/office/word/2012/wordml" xmlns:w16cex="http://schemas.microsoft.com/office/word/2018/wordml/cex" xmlns:w16cid="http://schemas.microsoft.com/office/word/2016/wordml/cid" xmlns:w16="http://schemas.microsoft.com/office/word/2018/wordml" xmlns:w16sdtdh="http://schemas.microsoft.com/office/word/2020/wordml/sdtdatahash" xmlns:w16se="http://schemas.microsoft.com/office/word/2015/wordml/symex" xmlns:wpg="http://schemas.microsoft.com/office/word/2010/wordprocessingGroup" xmlns:wpi="http://schemas.microsoft.com/office/word/2010/wordprocessingInk" xmlns:wne="http://schemas.microsoft.com/office/word/2006/wordml" xmlns:wps="http://schemas.microsoft.com/office/word/2010/wordprocessingShape" mc:Ignorable="w14 w15 w16se w16cid w16 w16cex w16sdtdh wp14">
   <w:footnote w:type="separator" w:id="-1">
     <w:p>
       <w:pPr>
@@ -7594,7 +8372,7 @@
 </file>
 
 <file path=word/numbering.xml><?xml version="1.0" encoding="utf-8"?>
-<w:numbering xmlns:wpc="http://schemas.microsoft.com/office/word/2010/wordprocessingCanvas" xmlns:cx="http://schemas.microsoft.com/office/drawing/2014/chartex" xmlns:cx1="http://schemas.microsoft.com/office/drawing/2015/9/8/chartex" xmlns:cx2="http://schemas.microsoft.com/office/drawing/2015/10/21/chartex" xmlns:cx3="http://schemas.microsoft.com/office/drawing/2016/5/9/chartex" xmlns:cx4="http://schemas.microsoft.com/office/drawing/2016/5/10/chartex" xmlns:cx5="http://schemas.microsoft.com/office/drawing/2016/5/11/chartex" xmlns:cx6="http://schemas.microsoft.com/office/drawing/2016/5/12/chartex" xmlns:cx7="http://schemas.microsoft.com/office/drawing/2016/5/13/chartex" xmlns:cx8="http://schemas.microsoft.com/office/drawing/2016/5/14/chartex" xmlns:mc="http://schemas.openxmlformats.org/markup-compatibility/2006" xmlns:aink="http://schemas.microsoft.com/office/drawing/2016/ink" xmlns:am3d="http://schemas.microsoft.com/office/drawing/2017/model3d" xmlns:o="urn:schemas-microsoft-com:office:office" xmlns:oel="http://schemas.microsoft.com/office/2019/extlst" xmlns:r="http://schemas.openxmlformats.org/officeDocument/2006/relationships" xmlns:m="http://schemas.openxmlformats.org/officeDocument/2006/math" xmlns:v="urn:schemas-microsoft-com:vml" xmlns:wp14="http://schemas.microsoft.com/office/word/2010/wordprocessingDrawing" xmlns:wp="http://schemas.openxmlformats.org/drawingml/2006/wordprocessingDrawing" xmlns:w10="urn:schemas-microsoft-com:office:word" xmlns:w="http://schemas.openxmlformats.org/wordprocessingml/2006/main" xmlns:w14="http://schemas.microsoft.com/office/word/2010/wordml" xmlns:w15="http://schemas.microsoft.com/office/word/2012/wordml" xmlns:w16cex="http://schemas.microsoft.com/office/word/2018/wordml/cex" xmlns:w16cid="http://schemas.microsoft.com/office/word/2016/wordml/cid" xmlns:w16="http://schemas.microsoft.com/office/word/2018/wordml" xmlns:w16du="http://schemas.microsoft.com/office/word/2023/wordml/word16du" xmlns:w16sdtdh="http://schemas.microsoft.com/office/word/2020/wordml/sdtdatahash" xmlns:w16sdtfl="http://schemas.microsoft.com/office/word/2024/wordml/sdtformatlock" xmlns:w16se="http://schemas.microsoft.com/office/word/2015/wordml/symex" xmlns:wpg="http://schemas.microsoft.com/office/word/2010/wordprocessingGroup" xmlns:wpi="http://schemas.microsoft.com/office/word/2010/wordprocessingInk" xmlns:wne="http://schemas.microsoft.com/office/word/2006/wordml" xmlns:wps="http://schemas.microsoft.com/office/word/2010/wordprocessingShape" mc:Ignorable="w14 w15 w16se w16cid w16 w16cex w16sdtdh w16sdtfl w16du wp14">
+<w:numbering xmlns:wpc="http://schemas.microsoft.com/office/word/2010/wordprocessingCanvas" xmlns:cx="http://schemas.microsoft.com/office/drawing/2014/chartex" xmlns:cx1="http://schemas.microsoft.com/office/drawing/2015/9/8/chartex" xmlns:cx2="http://schemas.microsoft.com/office/drawing/2015/10/21/chartex" xmlns:cx3="http://schemas.microsoft.com/office/drawing/2016/5/9/chartex" xmlns:cx4="http://schemas.microsoft.com/office/drawing/2016/5/10/chartex" xmlns:cx5="http://schemas.microsoft.com/office/drawing/2016/5/11/chartex" xmlns:cx6="http://schemas.microsoft.com/office/drawing/2016/5/12/chartex" xmlns:cx7="http://schemas.microsoft.com/office/drawing/2016/5/13/chartex" xmlns:cx8="http://schemas.microsoft.com/office/drawing/2016/5/14/chartex" xmlns:mc="http://schemas.openxmlformats.org/markup-compatibility/2006" xmlns:aink="http://schemas.microsoft.com/office/drawing/2016/ink" xmlns:am3d="http://schemas.microsoft.com/office/drawing/2017/model3d" xmlns:o="urn:schemas-microsoft-com:office:office" xmlns:oel="http://schemas.microsoft.com/office/2019/extlst" xmlns:r="http://schemas.openxmlformats.org/officeDocument/2006/relationships" xmlns:m="http://schemas.openxmlformats.org/officeDocument/2006/math" xmlns:v="urn:schemas-microsoft-com:vml" xmlns:wp14="http://schemas.microsoft.com/office/word/2010/wordprocessingDrawing" xmlns:wp="http://schemas.openxmlformats.org/drawingml/2006/wordprocessingDrawing" xmlns:w10="urn:schemas-microsoft-com:office:word" xmlns:w="http://schemas.openxmlformats.org/wordprocessingml/2006/main" xmlns:w14="http://schemas.microsoft.com/office/word/2010/wordml" xmlns:w15="http://schemas.microsoft.com/office/word/2012/wordml" xmlns:w16cex="http://schemas.microsoft.com/office/word/2018/wordml/cex" xmlns:w16cid="http://schemas.microsoft.com/office/word/2016/wordml/cid" xmlns:w16="http://schemas.microsoft.com/office/word/2018/wordml" xmlns:w16sdtdh="http://schemas.microsoft.com/office/word/2020/wordml/sdtdatahash" xmlns:w16se="http://schemas.microsoft.com/office/word/2015/wordml/symex" xmlns:wpg="http://schemas.microsoft.com/office/word/2010/wordprocessingGroup" xmlns:wpi="http://schemas.microsoft.com/office/word/2010/wordprocessingInk" xmlns:wne="http://schemas.microsoft.com/office/word/2006/wordml" xmlns:wps="http://schemas.microsoft.com/office/word/2010/wordprocessingShape" mc:Ignorable="w14 w15 w16se w16cid w16 w16cex w16sdtdh wp14">
   <w:abstractNum w:abstractNumId="0" w15:restartNumberingAfterBreak="0">
     <w:nsid w:val="09C75AED"/>
     <w:multiLevelType w:val="hybridMultilevel"/>
@@ -7772,9 +8550,9 @@
   </w:abstractNum>
   <w:abstractNum w:abstractNumId="2" w15:restartNumberingAfterBreak="0">
     <w:nsid w:val="1C4C3377"/>
-    <w:multiLevelType w:val="hybridMultilevel"/>
-    <w:tmpl w:val="3B302B26"/>
-    <w:lvl w:ilvl="0" w:tplc="BEB4750A">
+    <w:multiLevelType w:val="multilevel"/>
+    <w:tmpl w:val="88DE355E"/>
+    <w:lvl w:ilvl="0">
       <w:start w:val="1"/>
       <w:numFmt w:val="decimal"/>
       <w:lvlText w:val="%1."/>
@@ -7783,81 +8561,121 @@
         <w:ind w:left="360" w:hanging="360"/>
       </w:pPr>
       <w:rPr>
-        <w:b w:val="0"/>
-        <w:bCs w:val="0"/>
+        <w:b/>
+        <w:bCs/>
       </w:rPr>
     </w:lvl>
-    <w:lvl w:ilvl="1" w:tplc="080A0019" w:tentative="1">
-      <w:start w:val="1"/>
-      <w:numFmt w:val="lowerLetter"/>
-      <w:lvlText w:val="%2."/>
-      <w:lvlJc w:val="left"/>
-      <w:pPr>
-        <w:ind w:left="1080" w:hanging="360"/>
-      </w:pPr>
-    </w:lvl>
-    <w:lvl w:ilvl="2" w:tplc="080A001B" w:tentative="1">
-      <w:start w:val="1"/>
-      <w:numFmt w:val="lowerRoman"/>
-      <w:lvlText w:val="%3."/>
-      <w:lvlJc w:val="right"/>
-      <w:pPr>
-        <w:ind w:left="1800" w:hanging="180"/>
-      </w:pPr>
-    </w:lvl>
-    <w:lvl w:ilvl="3" w:tplc="080A000F" w:tentative="1">
+    <w:lvl w:ilvl="1">
       <w:start w:val="1"/>
       <w:numFmt w:val="decimal"/>
-      <w:lvlText w:val="%4."/>
+      <w:isLgl/>
+      <w:lvlText w:val="%1.%2."/>
       <w:lvlJc w:val="left"/>
       <w:pPr>
-        <w:ind w:left="2520" w:hanging="360"/>
-      </w:pPr>
-    </w:lvl>
-    <w:lvl w:ilvl="4" w:tplc="080A0019" w:tentative="1">
-      <w:start w:val="1"/>
-      <w:numFmt w:val="lowerLetter"/>
-      <w:lvlText w:val="%5."/>
-      <w:lvlJc w:val="left"/>
-      <w:pPr>
-        <w:ind w:left="3240" w:hanging="360"/>
-      </w:pPr>
-    </w:lvl>
-    <w:lvl w:ilvl="5" w:tplc="080A001B" w:tentative="1">
-      <w:start w:val="1"/>
-      <w:numFmt w:val="lowerRoman"/>
-      <w:lvlText w:val="%6."/>
-      <w:lvlJc w:val="right"/>
-      <w:pPr>
-        <w:ind w:left="3960" w:hanging="180"/>
-      </w:pPr>
-    </w:lvl>
-    <w:lvl w:ilvl="6" w:tplc="080A000F" w:tentative="1">
+        <w:ind w:left="720" w:hanging="720"/>
+      </w:pPr>
+      <w:rPr>
+        <w:rFonts w:hint="default"/>
+        <w:b/>
+      </w:rPr>
+    </w:lvl>
+    <w:lvl w:ilvl="2">
       <w:start w:val="1"/>
       <w:numFmt w:val="decimal"/>
-      <w:lvlText w:val="%7."/>
+      <w:isLgl/>
+      <w:lvlText w:val="%1.%2.%3."/>
       <w:lvlJc w:val="left"/>
       <w:pPr>
-        <w:ind w:left="4680" w:hanging="360"/>
-      </w:pPr>
-    </w:lvl>
-    <w:lvl w:ilvl="7" w:tplc="080A0019" w:tentative="1">
+        <w:ind w:left="720" w:hanging="720"/>
+      </w:pPr>
+      <w:rPr>
+        <w:rFonts w:hint="default"/>
+        <w:b/>
+      </w:rPr>
+    </w:lvl>
+    <w:lvl w:ilvl="3">
       <w:start w:val="1"/>
-      <w:numFmt w:val="lowerLetter"/>
-      <w:lvlText w:val="%8."/>
+      <w:numFmt w:val="decimal"/>
+      <w:isLgl/>
+      <w:lvlText w:val="%1.%2.%3.%4."/>
       <w:lvlJc w:val="left"/>
       <w:pPr>
-        <w:ind w:left="5400" w:hanging="360"/>
-      </w:pPr>
-    </w:lvl>
-    <w:lvl w:ilvl="8" w:tplc="080A001B" w:tentative="1">
+        <w:ind w:left="1080" w:hanging="1080"/>
+      </w:pPr>
+      <w:rPr>
+        <w:rFonts w:hint="default"/>
+        <w:b/>
+      </w:rPr>
+    </w:lvl>
+    <w:lvl w:ilvl="4">
       <w:start w:val="1"/>
-      <w:numFmt w:val="lowerRoman"/>
-      <w:lvlText w:val="%9."/>
-      <w:lvlJc w:val="right"/>
-      <w:pPr>
-        <w:ind w:left="6120" w:hanging="180"/>
-      </w:pPr>
+      <w:numFmt w:val="decimal"/>
+      <w:isLgl/>
+      <w:lvlText w:val="%1.%2.%3.%4.%5."/>
+      <w:lvlJc w:val="left"/>
+      <w:pPr>
+        <w:ind w:left="1080" w:hanging="1080"/>
+      </w:pPr>
+      <w:rPr>
+        <w:rFonts w:hint="default"/>
+        <w:b/>
+      </w:rPr>
+    </w:lvl>
+    <w:lvl w:ilvl="5">
+      <w:start w:val="1"/>
+      <w:numFmt w:val="decimal"/>
+      <w:isLgl/>
+      <w:lvlText w:val="%1.%2.%3.%4.%5.%6."/>
+      <w:lvlJc w:val="left"/>
+      <w:pPr>
+        <w:ind w:left="1440" w:hanging="1440"/>
+      </w:pPr>
+      <w:rPr>
+        <w:rFonts w:hint="default"/>
+        <w:b/>
+      </w:rPr>
+    </w:lvl>
+    <w:lvl w:ilvl="6">
+      <w:start w:val="1"/>
+      <w:numFmt w:val="decimal"/>
+      <w:isLgl/>
+      <w:lvlText w:val="%1.%2.%3.%4.%5.%6.%7."/>
+      <w:lvlJc w:val="left"/>
+      <w:pPr>
+        <w:ind w:left="1440" w:hanging="1440"/>
+      </w:pPr>
+      <w:rPr>
+        <w:rFonts w:hint="default"/>
+        <w:b/>
+      </w:rPr>
+    </w:lvl>
+    <w:lvl w:ilvl="7">
+      <w:start w:val="1"/>
+      <w:numFmt w:val="decimal"/>
+      <w:isLgl/>
+      <w:lvlText w:val="%1.%2.%3.%4.%5.%6.%7.%8."/>
+      <w:lvlJc w:val="left"/>
+      <w:pPr>
+        <w:ind w:left="1800" w:hanging="1800"/>
+      </w:pPr>
+      <w:rPr>
+        <w:rFonts w:hint="default"/>
+        <w:b/>
+      </w:rPr>
+    </w:lvl>
+    <w:lvl w:ilvl="8">
+      <w:start w:val="1"/>
+      <w:numFmt w:val="decimal"/>
+      <w:isLgl/>
+      <w:lvlText w:val="%1.%2.%3.%4.%5.%6.%7.%8.%9."/>
+      <w:lvlJc w:val="left"/>
+      <w:pPr>
+        <w:ind w:left="2160" w:hanging="2160"/>
+      </w:pPr>
+      <w:rPr>
+        <w:rFonts w:hint="default"/>
+        <w:b/>
+      </w:rPr>
     </w:lvl>
   </w:abstractNum>
   <w:abstractNum w:abstractNumId="3" w15:restartNumberingAfterBreak="0">
@@ -7974,6 +8792,372 @@
     </w:lvl>
   </w:abstractNum>
   <w:abstractNum w:abstractNumId="4" w15:restartNumberingAfterBreak="0">
+    <w:nsid w:val="20CA1FB3"/>
+    <w:multiLevelType w:val="multilevel"/>
+    <w:tmpl w:val="95F2E45E"/>
+    <w:lvl w:ilvl="0">
+      <w:start w:val="2"/>
+      <w:numFmt w:val="decimal"/>
+      <w:lvlText w:val="%1"/>
+      <w:lvlJc w:val="left"/>
+      <w:pPr>
+        <w:ind w:left="525" w:hanging="525"/>
+      </w:pPr>
+      <w:rPr>
+        <w:rFonts w:hint="default"/>
+        <w:b/>
+      </w:rPr>
+    </w:lvl>
+    <w:lvl w:ilvl="1">
+      <w:start w:val="3"/>
+      <w:numFmt w:val="decimal"/>
+      <w:lvlText w:val="%1.%2"/>
+      <w:lvlJc w:val="left"/>
+      <w:pPr>
+        <w:ind w:left="525" w:hanging="525"/>
+      </w:pPr>
+      <w:rPr>
+        <w:rFonts w:hint="default"/>
+        <w:b/>
+      </w:rPr>
+    </w:lvl>
+    <w:lvl w:ilvl="2">
+      <w:start w:val="3"/>
+      <w:numFmt w:val="decimal"/>
+      <w:lvlText w:val="%1.%2.%3"/>
+      <w:lvlJc w:val="left"/>
+      <w:pPr>
+        <w:ind w:left="720" w:hanging="720"/>
+      </w:pPr>
+      <w:rPr>
+        <w:rFonts w:hint="default"/>
+        <w:b/>
+      </w:rPr>
+    </w:lvl>
+    <w:lvl w:ilvl="3">
+      <w:start w:val="1"/>
+      <w:numFmt w:val="decimal"/>
+      <w:lvlText w:val="%1.%2.%3.%4"/>
+      <w:lvlJc w:val="left"/>
+      <w:pPr>
+        <w:ind w:left="1080" w:hanging="1080"/>
+      </w:pPr>
+      <w:rPr>
+        <w:rFonts w:hint="default"/>
+        <w:b/>
+      </w:rPr>
+    </w:lvl>
+    <w:lvl w:ilvl="4">
+      <w:start w:val="1"/>
+      <w:numFmt w:val="decimal"/>
+      <w:lvlText w:val="%1.%2.%3.%4.%5"/>
+      <w:lvlJc w:val="left"/>
+      <w:pPr>
+        <w:ind w:left="1080" w:hanging="1080"/>
+      </w:pPr>
+      <w:rPr>
+        <w:rFonts w:hint="default"/>
+        <w:b/>
+      </w:rPr>
+    </w:lvl>
+    <w:lvl w:ilvl="5">
+      <w:start w:val="1"/>
+      <w:numFmt w:val="decimal"/>
+      <w:lvlText w:val="%1.%2.%3.%4.%5.%6"/>
+      <w:lvlJc w:val="left"/>
+      <w:pPr>
+        <w:ind w:left="1440" w:hanging="1440"/>
+      </w:pPr>
+      <w:rPr>
+        <w:rFonts w:hint="default"/>
+        <w:b/>
+      </w:rPr>
+    </w:lvl>
+    <w:lvl w:ilvl="6">
+      <w:start w:val="1"/>
+      <w:numFmt w:val="decimal"/>
+      <w:lvlText w:val="%1.%2.%3.%4.%5.%6.%7"/>
+      <w:lvlJc w:val="left"/>
+      <w:pPr>
+        <w:ind w:left="1440" w:hanging="1440"/>
+      </w:pPr>
+      <w:rPr>
+        <w:rFonts w:hint="default"/>
+        <w:b/>
+      </w:rPr>
+    </w:lvl>
+    <w:lvl w:ilvl="7">
+      <w:start w:val="1"/>
+      <w:numFmt w:val="decimal"/>
+      <w:lvlText w:val="%1.%2.%3.%4.%5.%6.%7.%8"/>
+      <w:lvlJc w:val="left"/>
+      <w:pPr>
+        <w:ind w:left="1800" w:hanging="1800"/>
+      </w:pPr>
+      <w:rPr>
+        <w:rFonts w:hint="default"/>
+        <w:b/>
+      </w:rPr>
+    </w:lvl>
+    <w:lvl w:ilvl="8">
+      <w:start w:val="1"/>
+      <w:numFmt w:val="decimal"/>
+      <w:lvlText w:val="%1.%2.%3.%4.%5.%6.%7.%8.%9"/>
+      <w:lvlJc w:val="left"/>
+      <w:pPr>
+        <w:ind w:left="1800" w:hanging="1800"/>
+      </w:pPr>
+      <w:rPr>
+        <w:rFonts w:hint="default"/>
+        <w:b/>
+      </w:rPr>
+    </w:lvl>
+  </w:abstractNum>
+  <w:abstractNum w:abstractNumId="5" w15:restartNumberingAfterBreak="0">
+    <w:nsid w:val="2F910415"/>
+    <w:multiLevelType w:val="multilevel"/>
+    <w:tmpl w:val="93441C6E"/>
+    <w:lvl w:ilvl="0">
+      <w:start w:val="2"/>
+      <w:numFmt w:val="decimal"/>
+      <w:lvlText w:val="%1"/>
+      <w:lvlJc w:val="left"/>
+      <w:pPr>
+        <w:ind w:left="360" w:hanging="360"/>
+      </w:pPr>
+      <w:rPr>
+        <w:rFonts w:hint="default"/>
+        <w:b/>
+      </w:rPr>
+    </w:lvl>
+    <w:lvl w:ilvl="1">
+      <w:start w:val="2"/>
+      <w:numFmt w:val="decimal"/>
+      <w:lvlText w:val="%1.%2"/>
+      <w:lvlJc w:val="left"/>
+      <w:pPr>
+        <w:ind w:left="360" w:hanging="360"/>
+      </w:pPr>
+      <w:rPr>
+        <w:rFonts w:hint="default"/>
+        <w:b/>
+      </w:rPr>
+    </w:lvl>
+    <w:lvl w:ilvl="2">
+      <w:start w:val="1"/>
+      <w:numFmt w:val="decimal"/>
+      <w:lvlText w:val="%1.%2.%3"/>
+      <w:lvlJc w:val="left"/>
+      <w:pPr>
+        <w:ind w:left="720" w:hanging="720"/>
+      </w:pPr>
+      <w:rPr>
+        <w:rFonts w:hint="default"/>
+        <w:b/>
+      </w:rPr>
+    </w:lvl>
+    <w:lvl w:ilvl="3">
+      <w:start w:val="1"/>
+      <w:numFmt w:val="decimal"/>
+      <w:lvlText w:val="%1.%2.%3.%4"/>
+      <w:lvlJc w:val="left"/>
+      <w:pPr>
+        <w:ind w:left="1080" w:hanging="1080"/>
+      </w:pPr>
+      <w:rPr>
+        <w:rFonts w:hint="default"/>
+        <w:b/>
+      </w:rPr>
+    </w:lvl>
+    <w:lvl w:ilvl="4">
+      <w:start w:val="1"/>
+      <w:numFmt w:val="decimal"/>
+      <w:lvlText w:val="%1.%2.%3.%4.%5"/>
+      <w:lvlJc w:val="left"/>
+      <w:pPr>
+        <w:ind w:left="1080" w:hanging="1080"/>
+      </w:pPr>
+      <w:rPr>
+        <w:rFonts w:hint="default"/>
+        <w:b/>
+      </w:rPr>
+    </w:lvl>
+    <w:lvl w:ilvl="5">
+      <w:start w:val="1"/>
+      <w:numFmt w:val="decimal"/>
+      <w:lvlText w:val="%1.%2.%3.%4.%5.%6"/>
+      <w:lvlJc w:val="left"/>
+      <w:pPr>
+        <w:ind w:left="1440" w:hanging="1440"/>
+      </w:pPr>
+      <w:rPr>
+        <w:rFonts w:hint="default"/>
+        <w:b/>
+      </w:rPr>
+    </w:lvl>
+    <w:lvl w:ilvl="6">
+      <w:start w:val="1"/>
+      <w:numFmt w:val="decimal"/>
+      <w:lvlText w:val="%1.%2.%3.%4.%5.%6.%7"/>
+      <w:lvlJc w:val="left"/>
+      <w:pPr>
+        <w:ind w:left="1440" w:hanging="1440"/>
+      </w:pPr>
+      <w:rPr>
+        <w:rFonts w:hint="default"/>
+        <w:b/>
+      </w:rPr>
+    </w:lvl>
+    <w:lvl w:ilvl="7">
+      <w:start w:val="1"/>
+      <w:numFmt w:val="decimal"/>
+      <w:lvlText w:val="%1.%2.%3.%4.%5.%6.%7.%8"/>
+      <w:lvlJc w:val="left"/>
+      <w:pPr>
+        <w:ind w:left="1800" w:hanging="1800"/>
+      </w:pPr>
+      <w:rPr>
+        <w:rFonts w:hint="default"/>
+        <w:b/>
+      </w:rPr>
+    </w:lvl>
+    <w:lvl w:ilvl="8">
+      <w:start w:val="1"/>
+      <w:numFmt w:val="decimal"/>
+      <w:lvlText w:val="%1.%2.%3.%4.%5.%6.%7.%8.%9"/>
+      <w:lvlJc w:val="left"/>
+      <w:pPr>
+        <w:ind w:left="1800" w:hanging="1800"/>
+      </w:pPr>
+      <w:rPr>
+        <w:rFonts w:hint="default"/>
+        <w:b/>
+      </w:rPr>
+    </w:lvl>
+  </w:abstractNum>
+  <w:abstractNum w:abstractNumId="6" w15:restartNumberingAfterBreak="0">
+    <w:nsid w:val="31F706C8"/>
+    <w:multiLevelType w:val="multilevel"/>
+    <w:tmpl w:val="B0A8B434"/>
+    <w:lvl w:ilvl="0">
+      <w:start w:val="2"/>
+      <w:numFmt w:val="decimal"/>
+      <w:lvlText w:val="%1"/>
+      <w:lvlJc w:val="left"/>
+      <w:pPr>
+        <w:ind w:left="525" w:hanging="525"/>
+      </w:pPr>
+      <w:rPr>
+        <w:rFonts w:hint="default"/>
+        <w:b/>
+      </w:rPr>
+    </w:lvl>
+    <w:lvl w:ilvl="1">
+      <w:start w:val="3"/>
+      <w:numFmt w:val="decimal"/>
+      <w:lvlText w:val="%1.%2"/>
+      <w:lvlJc w:val="left"/>
+      <w:pPr>
+        <w:ind w:left="525" w:hanging="525"/>
+      </w:pPr>
+      <w:rPr>
+        <w:rFonts w:hint="default"/>
+        <w:b/>
+      </w:rPr>
+    </w:lvl>
+    <w:lvl w:ilvl="2">
+      <w:start w:val="3"/>
+      <w:numFmt w:val="decimal"/>
+      <w:lvlText w:val="%1.%2.%3"/>
+      <w:lvlJc w:val="left"/>
+      <w:pPr>
+        <w:ind w:left="720" w:hanging="720"/>
+      </w:pPr>
+      <w:rPr>
+        <w:rFonts w:hint="default"/>
+        <w:b/>
+      </w:rPr>
+    </w:lvl>
+    <w:lvl w:ilvl="3">
+      <w:start w:val="1"/>
+      <w:numFmt w:val="decimal"/>
+      <w:lvlText w:val="%1.%2.%3.%4"/>
+      <w:lvlJc w:val="left"/>
+      <w:pPr>
+        <w:ind w:left="1080" w:hanging="1080"/>
+      </w:pPr>
+      <w:rPr>
+        <w:rFonts w:hint="default"/>
+        <w:b/>
+      </w:rPr>
+    </w:lvl>
+    <w:lvl w:ilvl="4">
+      <w:start w:val="1"/>
+      <w:numFmt w:val="decimal"/>
+      <w:lvlText w:val="%1.%2.%3.%4.%5"/>
+      <w:lvlJc w:val="left"/>
+      <w:pPr>
+        <w:ind w:left="1080" w:hanging="1080"/>
+      </w:pPr>
+      <w:rPr>
+        <w:rFonts w:hint="default"/>
+        <w:b/>
+      </w:rPr>
+    </w:lvl>
+    <w:lvl w:ilvl="5">
+      <w:start w:val="1"/>
+      <w:numFmt w:val="decimal"/>
+      <w:lvlText w:val="%1.%2.%3.%4.%5.%6"/>
+      <w:lvlJc w:val="left"/>
+      <w:pPr>
+        <w:ind w:left="1440" w:hanging="1440"/>
+      </w:pPr>
+      <w:rPr>
+        <w:rFonts w:hint="default"/>
+        <w:b/>
+      </w:rPr>
+    </w:lvl>
+    <w:lvl w:ilvl="6">
+      <w:start w:val="1"/>
+      <w:numFmt w:val="decimal"/>
+      <w:lvlText w:val="%1.%2.%3.%4.%5.%6.%7"/>
+      <w:lvlJc w:val="left"/>
+      <w:pPr>
+        <w:ind w:left="1440" w:hanging="1440"/>
+      </w:pPr>
+      <w:rPr>
+        <w:rFonts w:hint="default"/>
+        <w:b/>
+      </w:rPr>
+    </w:lvl>
+    <w:lvl w:ilvl="7">
+      <w:start w:val="1"/>
+      <w:numFmt w:val="decimal"/>
+      <w:lvlText w:val="%1.%2.%3.%4.%5.%6.%7.%8"/>
+      <w:lvlJc w:val="left"/>
+      <w:pPr>
+        <w:ind w:left="1800" w:hanging="1800"/>
+      </w:pPr>
+      <w:rPr>
+        <w:rFonts w:hint="default"/>
+        <w:b/>
+      </w:rPr>
+    </w:lvl>
+    <w:lvl w:ilvl="8">
+      <w:start w:val="1"/>
+      <w:numFmt w:val="decimal"/>
+      <w:lvlText w:val="%1.%2.%3.%4.%5.%6.%7.%8.%9"/>
+      <w:lvlJc w:val="left"/>
+      <w:pPr>
+        <w:ind w:left="1800" w:hanging="1800"/>
+      </w:pPr>
+      <w:rPr>
+        <w:rFonts w:hint="default"/>
+        <w:b/>
+      </w:rPr>
+    </w:lvl>
+  </w:abstractNum>
+  <w:abstractNum w:abstractNumId="7" w15:restartNumberingAfterBreak="0">
     <w:nsid w:val="3DDF5E7B"/>
     <w:multiLevelType w:val="hybridMultilevel"/>
     <w:tmpl w:val="BBE4C6F4"/>
@@ -8057,6 +9241,580 @@
       <w:pPr>
         <w:ind w:left="6120" w:hanging="180"/>
       </w:pPr>
+    </w:lvl>
+  </w:abstractNum>
+  <w:abstractNum w:abstractNumId="8" w15:restartNumberingAfterBreak="0">
+    <w:nsid w:val="40182046"/>
+    <w:multiLevelType w:val="multilevel"/>
+    <w:tmpl w:val="A65485D6"/>
+    <w:lvl w:ilvl="0">
+      <w:start w:val="2"/>
+      <w:numFmt w:val="decimal"/>
+      <w:lvlText w:val="%1"/>
+      <w:lvlJc w:val="left"/>
+      <w:pPr>
+        <w:ind w:left="360" w:hanging="360"/>
+      </w:pPr>
+      <w:rPr>
+        <w:rFonts w:hint="default"/>
+      </w:rPr>
+    </w:lvl>
+    <w:lvl w:ilvl="1">
+      <w:start w:val="2"/>
+      <w:numFmt w:val="decimal"/>
+      <w:lvlText w:val="%1.%2"/>
+      <w:lvlJc w:val="left"/>
+      <w:pPr>
+        <w:ind w:left="360" w:hanging="360"/>
+      </w:pPr>
+      <w:rPr>
+        <w:rFonts w:hint="default"/>
+      </w:rPr>
+    </w:lvl>
+    <w:lvl w:ilvl="2">
+      <w:start w:val="1"/>
+      <w:numFmt w:val="decimal"/>
+      <w:lvlText w:val="%1.%2.%3"/>
+      <w:lvlJc w:val="left"/>
+      <w:pPr>
+        <w:ind w:left="720" w:hanging="720"/>
+      </w:pPr>
+      <w:rPr>
+        <w:rFonts w:hint="default"/>
+      </w:rPr>
+    </w:lvl>
+    <w:lvl w:ilvl="3">
+      <w:start w:val="1"/>
+      <w:numFmt w:val="decimal"/>
+      <w:lvlText w:val="%1.%2.%3.%4"/>
+      <w:lvlJc w:val="left"/>
+      <w:pPr>
+        <w:ind w:left="1080" w:hanging="1080"/>
+      </w:pPr>
+      <w:rPr>
+        <w:rFonts w:hint="default"/>
+      </w:rPr>
+    </w:lvl>
+    <w:lvl w:ilvl="4">
+      <w:start w:val="1"/>
+      <w:numFmt w:val="decimal"/>
+      <w:lvlText w:val="%1.%2.%3.%4.%5"/>
+      <w:lvlJc w:val="left"/>
+      <w:pPr>
+        <w:ind w:left="1080" w:hanging="1080"/>
+      </w:pPr>
+      <w:rPr>
+        <w:rFonts w:hint="default"/>
+      </w:rPr>
+    </w:lvl>
+    <w:lvl w:ilvl="5">
+      <w:start w:val="1"/>
+      <w:numFmt w:val="decimal"/>
+      <w:lvlText w:val="%1.%2.%3.%4.%5.%6"/>
+      <w:lvlJc w:val="left"/>
+      <w:pPr>
+        <w:ind w:left="1440" w:hanging="1440"/>
+      </w:pPr>
+      <w:rPr>
+        <w:rFonts w:hint="default"/>
+      </w:rPr>
+    </w:lvl>
+    <w:lvl w:ilvl="6">
+      <w:start w:val="1"/>
+      <w:numFmt w:val="decimal"/>
+      <w:lvlText w:val="%1.%2.%3.%4.%5.%6.%7"/>
+      <w:lvlJc w:val="left"/>
+      <w:pPr>
+        <w:ind w:left="1440" w:hanging="1440"/>
+      </w:pPr>
+      <w:rPr>
+        <w:rFonts w:hint="default"/>
+      </w:rPr>
+    </w:lvl>
+    <w:lvl w:ilvl="7">
+      <w:start w:val="1"/>
+      <w:numFmt w:val="decimal"/>
+      <w:lvlText w:val="%1.%2.%3.%4.%5.%6.%7.%8"/>
+      <w:lvlJc w:val="left"/>
+      <w:pPr>
+        <w:ind w:left="1800" w:hanging="1800"/>
+      </w:pPr>
+      <w:rPr>
+        <w:rFonts w:hint="default"/>
+      </w:rPr>
+    </w:lvl>
+    <w:lvl w:ilvl="8">
+      <w:start w:val="1"/>
+      <w:numFmt w:val="decimal"/>
+      <w:lvlText w:val="%1.%2.%3.%4.%5.%6.%7.%8.%9"/>
+      <w:lvlJc w:val="left"/>
+      <w:pPr>
+        <w:ind w:left="1800" w:hanging="1800"/>
+      </w:pPr>
+      <w:rPr>
+        <w:rFonts w:hint="default"/>
+      </w:rPr>
+    </w:lvl>
+  </w:abstractNum>
+  <w:abstractNum w:abstractNumId="9" w15:restartNumberingAfterBreak="0">
+    <w:nsid w:val="45F61FE4"/>
+    <w:multiLevelType w:val="multilevel"/>
+    <w:tmpl w:val="2F2AEE84"/>
+    <w:lvl w:ilvl="0">
+      <w:start w:val="2"/>
+      <w:numFmt w:val="decimal"/>
+      <w:lvlText w:val="%1."/>
+      <w:lvlJc w:val="left"/>
+      <w:pPr>
+        <w:ind w:left="585" w:hanging="585"/>
+      </w:pPr>
+      <w:rPr>
+        <w:rFonts w:hint="default"/>
+      </w:rPr>
+    </w:lvl>
+    <w:lvl w:ilvl="1">
+      <w:start w:val="3"/>
+      <w:numFmt w:val="decimal"/>
+      <w:lvlText w:val="%1.%2."/>
+      <w:lvlJc w:val="left"/>
+      <w:pPr>
+        <w:ind w:left="720" w:hanging="720"/>
+      </w:pPr>
+      <w:rPr>
+        <w:rFonts w:hint="default"/>
+      </w:rPr>
+    </w:lvl>
+    <w:lvl w:ilvl="2">
+      <w:start w:val="4"/>
+      <w:numFmt w:val="decimal"/>
+      <w:lvlText w:val="%1.%2.%3."/>
+      <w:lvlJc w:val="left"/>
+      <w:pPr>
+        <w:ind w:left="720" w:hanging="720"/>
+      </w:pPr>
+      <w:rPr>
+        <w:rFonts w:hint="default"/>
+      </w:rPr>
+    </w:lvl>
+    <w:lvl w:ilvl="3">
+      <w:start w:val="1"/>
+      <w:numFmt w:val="decimal"/>
+      <w:lvlText w:val="%1.%2.%3.%4."/>
+      <w:lvlJc w:val="left"/>
+      <w:pPr>
+        <w:ind w:left="1080" w:hanging="1080"/>
+      </w:pPr>
+      <w:rPr>
+        <w:rFonts w:hint="default"/>
+      </w:rPr>
+    </w:lvl>
+    <w:lvl w:ilvl="4">
+      <w:start w:val="1"/>
+      <w:numFmt w:val="decimal"/>
+      <w:lvlText w:val="%1.%2.%3.%4.%5."/>
+      <w:lvlJc w:val="left"/>
+      <w:pPr>
+        <w:ind w:left="1080" w:hanging="1080"/>
+      </w:pPr>
+      <w:rPr>
+        <w:rFonts w:hint="default"/>
+      </w:rPr>
+    </w:lvl>
+    <w:lvl w:ilvl="5">
+      <w:start w:val="1"/>
+      <w:numFmt w:val="decimal"/>
+      <w:lvlText w:val="%1.%2.%3.%4.%5.%6."/>
+      <w:lvlJc w:val="left"/>
+      <w:pPr>
+        <w:ind w:left="1440" w:hanging="1440"/>
+      </w:pPr>
+      <w:rPr>
+        <w:rFonts w:hint="default"/>
+      </w:rPr>
+    </w:lvl>
+    <w:lvl w:ilvl="6">
+      <w:start w:val="1"/>
+      <w:numFmt w:val="decimal"/>
+      <w:lvlText w:val="%1.%2.%3.%4.%5.%6.%7."/>
+      <w:lvlJc w:val="left"/>
+      <w:pPr>
+        <w:ind w:left="1440" w:hanging="1440"/>
+      </w:pPr>
+      <w:rPr>
+        <w:rFonts w:hint="default"/>
+      </w:rPr>
+    </w:lvl>
+    <w:lvl w:ilvl="7">
+      <w:start w:val="1"/>
+      <w:numFmt w:val="decimal"/>
+      <w:lvlText w:val="%1.%2.%3.%4.%5.%6.%7.%8."/>
+      <w:lvlJc w:val="left"/>
+      <w:pPr>
+        <w:ind w:left="1800" w:hanging="1800"/>
+      </w:pPr>
+      <w:rPr>
+        <w:rFonts w:hint="default"/>
+      </w:rPr>
+    </w:lvl>
+    <w:lvl w:ilvl="8">
+      <w:start w:val="1"/>
+      <w:numFmt w:val="decimal"/>
+      <w:lvlText w:val="%1.%2.%3.%4.%5.%6.%7.%8.%9."/>
+      <w:lvlJc w:val="left"/>
+      <w:pPr>
+        <w:ind w:left="2160" w:hanging="2160"/>
+      </w:pPr>
+      <w:rPr>
+        <w:rFonts w:hint="default"/>
+      </w:rPr>
+    </w:lvl>
+  </w:abstractNum>
+  <w:abstractNum w:abstractNumId="10" w15:restartNumberingAfterBreak="0">
+    <w:nsid w:val="6D1178F1"/>
+    <w:multiLevelType w:val="multilevel"/>
+    <w:tmpl w:val="29842204"/>
+    <w:lvl w:ilvl="0">
+      <w:start w:val="2"/>
+      <w:numFmt w:val="decimal"/>
+      <w:lvlText w:val="%1"/>
+      <w:lvlJc w:val="left"/>
+      <w:pPr>
+        <w:ind w:left="525" w:hanging="525"/>
+      </w:pPr>
+      <w:rPr>
+        <w:rFonts w:hint="default"/>
+      </w:rPr>
+    </w:lvl>
+    <w:lvl w:ilvl="1">
+      <w:start w:val="3"/>
+      <w:numFmt w:val="decimal"/>
+      <w:lvlText w:val="%1.%2"/>
+      <w:lvlJc w:val="left"/>
+      <w:pPr>
+        <w:ind w:left="525" w:hanging="525"/>
+      </w:pPr>
+      <w:rPr>
+        <w:rFonts w:hint="default"/>
+      </w:rPr>
+    </w:lvl>
+    <w:lvl w:ilvl="2">
+      <w:start w:val="4"/>
+      <w:numFmt w:val="decimal"/>
+      <w:lvlText w:val="%1.%2.%3"/>
+      <w:lvlJc w:val="left"/>
+      <w:pPr>
+        <w:ind w:left="720" w:hanging="720"/>
+      </w:pPr>
+      <w:rPr>
+        <w:rFonts w:hint="default"/>
+      </w:rPr>
+    </w:lvl>
+    <w:lvl w:ilvl="3">
+      <w:start w:val="1"/>
+      <w:numFmt w:val="decimal"/>
+      <w:lvlText w:val="%1.%2.%3.%4"/>
+      <w:lvlJc w:val="left"/>
+      <w:pPr>
+        <w:ind w:left="1080" w:hanging="1080"/>
+      </w:pPr>
+      <w:rPr>
+        <w:rFonts w:hint="default"/>
+      </w:rPr>
+    </w:lvl>
+    <w:lvl w:ilvl="4">
+      <w:start w:val="1"/>
+      <w:numFmt w:val="decimal"/>
+      <w:lvlText w:val="%1.%2.%3.%4.%5"/>
+      <w:lvlJc w:val="left"/>
+      <w:pPr>
+        <w:ind w:left="1080" w:hanging="1080"/>
+      </w:pPr>
+      <w:rPr>
+        <w:rFonts w:hint="default"/>
+      </w:rPr>
+    </w:lvl>
+    <w:lvl w:ilvl="5">
+      <w:start w:val="1"/>
+      <w:numFmt w:val="decimal"/>
+      <w:lvlText w:val="%1.%2.%3.%4.%5.%6"/>
+      <w:lvlJc w:val="left"/>
+      <w:pPr>
+        <w:ind w:left="1440" w:hanging="1440"/>
+      </w:pPr>
+      <w:rPr>
+        <w:rFonts w:hint="default"/>
+      </w:rPr>
+    </w:lvl>
+    <w:lvl w:ilvl="6">
+      <w:start w:val="1"/>
+      <w:numFmt w:val="decimal"/>
+      <w:lvlText w:val="%1.%2.%3.%4.%5.%6.%7"/>
+      <w:lvlJc w:val="left"/>
+      <w:pPr>
+        <w:ind w:left="1440" w:hanging="1440"/>
+      </w:pPr>
+      <w:rPr>
+        <w:rFonts w:hint="default"/>
+      </w:rPr>
+    </w:lvl>
+    <w:lvl w:ilvl="7">
+      <w:start w:val="1"/>
+      <w:numFmt w:val="decimal"/>
+      <w:lvlText w:val="%1.%2.%3.%4.%5.%6.%7.%8"/>
+      <w:lvlJc w:val="left"/>
+      <w:pPr>
+        <w:ind w:left="1800" w:hanging="1800"/>
+      </w:pPr>
+      <w:rPr>
+        <w:rFonts w:hint="default"/>
+      </w:rPr>
+    </w:lvl>
+    <w:lvl w:ilvl="8">
+      <w:start w:val="1"/>
+      <w:numFmt w:val="decimal"/>
+      <w:lvlText w:val="%1.%2.%3.%4.%5.%6.%7.%8.%9"/>
+      <w:lvlJc w:val="left"/>
+      <w:pPr>
+        <w:ind w:left="1800" w:hanging="1800"/>
+      </w:pPr>
+      <w:rPr>
+        <w:rFonts w:hint="default"/>
+      </w:rPr>
+    </w:lvl>
+  </w:abstractNum>
+  <w:abstractNum w:abstractNumId="11" w15:restartNumberingAfterBreak="0">
+    <w:nsid w:val="75464696"/>
+    <w:multiLevelType w:val="multilevel"/>
+    <w:tmpl w:val="33FCA702"/>
+    <w:lvl w:ilvl="0">
+      <w:start w:val="2"/>
+      <w:numFmt w:val="decimal"/>
+      <w:lvlText w:val="%1"/>
+      <w:lvlJc w:val="left"/>
+      <w:pPr>
+        <w:ind w:left="525" w:hanging="525"/>
+      </w:pPr>
+      <w:rPr>
+        <w:rFonts w:hint="default"/>
+        <w:b/>
+      </w:rPr>
+    </w:lvl>
+    <w:lvl w:ilvl="1">
+      <w:start w:val="3"/>
+      <w:numFmt w:val="decimal"/>
+      <w:lvlText w:val="%1.%2"/>
+      <w:lvlJc w:val="left"/>
+      <w:pPr>
+        <w:ind w:left="525" w:hanging="525"/>
+      </w:pPr>
+      <w:rPr>
+        <w:rFonts w:hint="default"/>
+        <w:b/>
+      </w:rPr>
+    </w:lvl>
+    <w:lvl w:ilvl="2">
+      <w:start w:val="2"/>
+      <w:numFmt w:val="decimal"/>
+      <w:lvlText w:val="%1.%2.%3"/>
+      <w:lvlJc w:val="left"/>
+      <w:pPr>
+        <w:ind w:left="720" w:hanging="720"/>
+      </w:pPr>
+      <w:rPr>
+        <w:rFonts w:hint="default"/>
+        <w:b/>
+      </w:rPr>
+    </w:lvl>
+    <w:lvl w:ilvl="3">
+      <w:start w:val="1"/>
+      <w:numFmt w:val="decimal"/>
+      <w:lvlText w:val="%1.%2.%3.%4"/>
+      <w:lvlJc w:val="left"/>
+      <w:pPr>
+        <w:ind w:left="1080" w:hanging="1080"/>
+      </w:pPr>
+      <w:rPr>
+        <w:rFonts w:hint="default"/>
+        <w:b/>
+      </w:rPr>
+    </w:lvl>
+    <w:lvl w:ilvl="4">
+      <w:start w:val="1"/>
+      <w:numFmt w:val="decimal"/>
+      <w:lvlText w:val="%1.%2.%3.%4.%5"/>
+      <w:lvlJc w:val="left"/>
+      <w:pPr>
+        <w:ind w:left="1080" w:hanging="1080"/>
+      </w:pPr>
+      <w:rPr>
+        <w:rFonts w:hint="default"/>
+        <w:b/>
+      </w:rPr>
+    </w:lvl>
+    <w:lvl w:ilvl="5">
+      <w:start w:val="1"/>
+      <w:numFmt w:val="decimal"/>
+      <w:lvlText w:val="%1.%2.%3.%4.%5.%6"/>
+      <w:lvlJc w:val="left"/>
+      <w:pPr>
+        <w:ind w:left="1440" w:hanging="1440"/>
+      </w:pPr>
+      <w:rPr>
+        <w:rFonts w:hint="default"/>
+        <w:b/>
+      </w:rPr>
+    </w:lvl>
+    <w:lvl w:ilvl="6">
+      <w:start w:val="1"/>
+      <w:numFmt w:val="decimal"/>
+      <w:lvlText w:val="%1.%2.%3.%4.%5.%6.%7"/>
+      <w:lvlJc w:val="left"/>
+      <w:pPr>
+        <w:ind w:left="1440" w:hanging="1440"/>
+      </w:pPr>
+      <w:rPr>
+        <w:rFonts w:hint="default"/>
+        <w:b/>
+      </w:rPr>
+    </w:lvl>
+    <w:lvl w:ilvl="7">
+      <w:start w:val="1"/>
+      <w:numFmt w:val="decimal"/>
+      <w:lvlText w:val="%1.%2.%3.%4.%5.%6.%7.%8"/>
+      <w:lvlJc w:val="left"/>
+      <w:pPr>
+        <w:ind w:left="1800" w:hanging="1800"/>
+      </w:pPr>
+      <w:rPr>
+        <w:rFonts w:hint="default"/>
+        <w:b/>
+      </w:rPr>
+    </w:lvl>
+    <w:lvl w:ilvl="8">
+      <w:start w:val="1"/>
+      <w:numFmt w:val="decimal"/>
+      <w:lvlText w:val="%1.%2.%3.%4.%5.%6.%7.%8.%9"/>
+      <w:lvlJc w:val="left"/>
+      <w:pPr>
+        <w:ind w:left="1800" w:hanging="1800"/>
+      </w:pPr>
+      <w:rPr>
+        <w:rFonts w:hint="default"/>
+        <w:b/>
+      </w:rPr>
+    </w:lvl>
+  </w:abstractNum>
+  <w:abstractNum w:abstractNumId="12" w15:restartNumberingAfterBreak="0">
+    <w:nsid w:val="798A01E6"/>
+    <w:multiLevelType w:val="multilevel"/>
+    <w:tmpl w:val="FF145FF4"/>
+    <w:lvl w:ilvl="0">
+      <w:start w:val="2"/>
+      <w:numFmt w:val="decimal"/>
+      <w:lvlText w:val="%1"/>
+      <w:lvlJc w:val="left"/>
+      <w:pPr>
+        <w:ind w:left="525" w:hanging="525"/>
+      </w:pPr>
+      <w:rPr>
+        <w:rFonts w:hint="default"/>
+      </w:rPr>
+    </w:lvl>
+    <w:lvl w:ilvl="1">
+      <w:start w:val="3"/>
+      <w:numFmt w:val="decimal"/>
+      <w:lvlText w:val="%1.%2"/>
+      <w:lvlJc w:val="left"/>
+      <w:pPr>
+        <w:ind w:left="525" w:hanging="525"/>
+      </w:pPr>
+      <w:rPr>
+        <w:rFonts w:hint="default"/>
+      </w:rPr>
+    </w:lvl>
+    <w:lvl w:ilvl="2">
+      <w:start w:val="3"/>
+      <w:numFmt w:val="decimal"/>
+      <w:lvlText w:val="%1.%2.%3"/>
+      <w:lvlJc w:val="left"/>
+      <w:pPr>
+        <w:ind w:left="720" w:hanging="720"/>
+      </w:pPr>
+      <w:rPr>
+        <w:rFonts w:hint="default"/>
+      </w:rPr>
+    </w:lvl>
+    <w:lvl w:ilvl="3">
+      <w:start w:val="1"/>
+      <w:numFmt w:val="decimal"/>
+      <w:lvlText w:val="%1.%2.%3.%4"/>
+      <w:lvlJc w:val="left"/>
+      <w:pPr>
+        <w:ind w:left="1080" w:hanging="1080"/>
+      </w:pPr>
+      <w:rPr>
+        <w:rFonts w:hint="default"/>
+      </w:rPr>
+    </w:lvl>
+    <w:lvl w:ilvl="4">
+      <w:start w:val="1"/>
+      <w:numFmt w:val="decimal"/>
+      <w:lvlText w:val="%1.%2.%3.%4.%5"/>
+      <w:lvlJc w:val="left"/>
+      <w:pPr>
+        <w:ind w:left="1080" w:hanging="1080"/>
+      </w:pPr>
+      <w:rPr>
+        <w:rFonts w:hint="default"/>
+      </w:rPr>
+    </w:lvl>
+    <w:lvl w:ilvl="5">
+      <w:start w:val="1"/>
+      <w:numFmt w:val="decimal"/>
+      <w:lvlText w:val="%1.%2.%3.%4.%5.%6"/>
+      <w:lvlJc w:val="left"/>
+      <w:pPr>
+        <w:ind w:left="1440" w:hanging="1440"/>
+      </w:pPr>
+      <w:rPr>
+        <w:rFonts w:hint="default"/>
+      </w:rPr>
+    </w:lvl>
+    <w:lvl w:ilvl="6">
+      <w:start w:val="1"/>
+      <w:numFmt w:val="decimal"/>
+      <w:lvlText w:val="%1.%2.%3.%4.%5.%6.%7"/>
+      <w:lvlJc w:val="left"/>
+      <w:pPr>
+        <w:ind w:left="1440" w:hanging="1440"/>
+      </w:pPr>
+      <w:rPr>
+        <w:rFonts w:hint="default"/>
+      </w:rPr>
+    </w:lvl>
+    <w:lvl w:ilvl="7">
+      <w:start w:val="1"/>
+      <w:numFmt w:val="decimal"/>
+      <w:lvlText w:val="%1.%2.%3.%4.%5.%6.%7.%8"/>
+      <w:lvlJc w:val="left"/>
+      <w:pPr>
+        <w:ind w:left="1800" w:hanging="1800"/>
+      </w:pPr>
+      <w:rPr>
+        <w:rFonts w:hint="default"/>
+      </w:rPr>
+    </w:lvl>
+    <w:lvl w:ilvl="8">
+      <w:start w:val="1"/>
+      <w:numFmt w:val="decimal"/>
+      <w:lvlText w:val="%1.%2.%3.%4.%5.%6.%7.%8.%9"/>
+      <w:lvlJc w:val="left"/>
+      <w:pPr>
+        <w:ind w:left="1800" w:hanging="1800"/>
+      </w:pPr>
+      <w:rPr>
+        <w:rFonts w:hint="default"/>
+      </w:rPr>
     </w:lvl>
   </w:abstractNum>
   <w:num w:numId="1" w16cid:durableId="290480229">
@@ -8072,13 +9830,37 @@
     <w:abstractNumId w:val="1"/>
   </w:num>
   <w:num w:numId="5" w16cid:durableId="75326246">
+    <w:abstractNumId w:val="7"/>
+  </w:num>
+  <w:num w:numId="6" w16cid:durableId="1798142062">
+    <w:abstractNumId w:val="8"/>
+  </w:num>
+  <w:num w:numId="7" w16cid:durableId="185288491">
+    <w:abstractNumId w:val="5"/>
+  </w:num>
+  <w:num w:numId="8" w16cid:durableId="998853007">
+    <w:abstractNumId w:val="11"/>
+  </w:num>
+  <w:num w:numId="9" w16cid:durableId="1454443804">
     <w:abstractNumId w:val="4"/>
+  </w:num>
+  <w:num w:numId="10" w16cid:durableId="1854487578">
+    <w:abstractNumId w:val="6"/>
+  </w:num>
+  <w:num w:numId="11" w16cid:durableId="1086997464">
+    <w:abstractNumId w:val="12"/>
+  </w:num>
+  <w:num w:numId="12" w16cid:durableId="689991229">
+    <w:abstractNumId w:val="10"/>
+  </w:num>
+  <w:num w:numId="13" w16cid:durableId="1577326881">
+    <w:abstractNumId w:val="9"/>
   </w:num>
 </w:numbering>
 </file>
 
 <file path=word/styles.xml><?xml version="1.0" encoding="utf-8"?>
-<w:styles xmlns:mc="http://schemas.openxmlformats.org/markup-compatibility/2006" xmlns:r="http://schemas.openxmlformats.org/officeDocument/2006/relationships" xmlns:w="http://schemas.openxmlformats.org/wordprocessingml/2006/main" xmlns:w14="http://schemas.microsoft.com/office/word/2010/wordml" xmlns:w15="http://schemas.microsoft.com/office/word/2012/wordml" xmlns:w16cex="http://schemas.microsoft.com/office/word/2018/wordml/cex" xmlns:w16cid="http://schemas.microsoft.com/office/word/2016/wordml/cid" xmlns:w16="http://schemas.microsoft.com/office/word/2018/wordml" xmlns:w16du="http://schemas.microsoft.com/office/word/2023/wordml/word16du" xmlns:w16sdtdh="http://schemas.microsoft.com/office/word/2020/wordml/sdtdatahash" xmlns:w16sdtfl="http://schemas.microsoft.com/office/word/2024/wordml/sdtformatlock" xmlns:w16se="http://schemas.microsoft.com/office/word/2015/wordml/symex" mc:Ignorable="w14 w15 w16se w16cid w16 w16cex w16sdtdh w16sdtfl w16du">
+<w:styles xmlns:mc="http://schemas.openxmlformats.org/markup-compatibility/2006" xmlns:r="http://schemas.openxmlformats.org/officeDocument/2006/relationships" xmlns:w="http://schemas.openxmlformats.org/wordprocessingml/2006/main" xmlns:w14="http://schemas.microsoft.com/office/word/2010/wordml" xmlns:w15="http://schemas.microsoft.com/office/word/2012/wordml" xmlns:w16cex="http://schemas.microsoft.com/office/word/2018/wordml/cex" xmlns:w16cid="http://schemas.microsoft.com/office/word/2016/wordml/cid" xmlns:w16="http://schemas.microsoft.com/office/word/2018/wordml" xmlns:w16sdtdh="http://schemas.microsoft.com/office/word/2020/wordml/sdtdatahash" xmlns:w16se="http://schemas.microsoft.com/office/word/2015/wordml/symex" mc:Ignorable="w14 w15 w16se w16cid w16 w16cex w16sdtdh">
   <w:docDefaults>
     <w:rPrDefault>
       <w:rPr>
@@ -8626,10 +10408,9 @@
     <w:basedOn w:val="Normal"/>
     <w:link w:val="TesisCar"/>
     <w:qFormat/>
-    <w:rsid w:val="00ED3EA7"/>
+    <w:rsid w:val="009F3E08"/>
     <w:pPr>
       <w:spacing w:after="200" w:line="480" w:lineRule="auto"/>
-      <w:ind w:firstLine="720"/>
       <w:jc w:val="both"/>
     </w:pPr>
     <w:rPr>
@@ -8643,7 +10424,7 @@
     <w:name w:val="Tesis Car"/>
     <w:basedOn w:val="Fuentedeprrafopredeter"/>
     <w:link w:val="Tesis"/>
-    <w:rsid w:val="00ED3EA7"/>
+    <w:rsid w:val="009F3E08"/>
     <w:rPr>
       <w:rFonts w:ascii="Arial" w:eastAsia="Calibri" w:hAnsi="Arial" w:cs="Arial"/>
       <w:kern w:val="0"/>
